--- a/WorkEffortTable_anonymized.docx
+++ b/WorkEffortTable_anonymized.docx
@@ -60,7 +60,7 @@
     </w:p>
     <w:tbl>
       <w:tblPr>
-        <w:tblW w:w="11768" w:type="dxa"/>
+        <w:tblW w:w="12150" w:type="dxa"/>
         <w:jc w:val="left"/>
         <w:tblInd w:w="17" w:type="dxa"/>
         <w:tblBorders>
@@ -78,37 +78,24 @@
         <w:tblLook w:noVBand="0" w:val="0000" w:noHBand="0" w:lastColumn="0" w:firstColumn="0" w:lastRow="0" w:firstRow="0"/>
       </w:tblPr>
       <w:tblGrid>
+        <w:gridCol w:w="90"/>
+        <w:gridCol w:w="1710"/>
+        <w:gridCol w:w="900"/>
+        <w:gridCol w:w="1170"/>
+        <w:gridCol w:w="900"/>
         <w:gridCol w:w="720"/>
-        <w:gridCol w:w="2032"/>
+        <w:gridCol w:w="1170"/>
+        <w:gridCol w:w="810"/>
+        <w:gridCol w:w="628"/>
         <w:gridCol w:w="1"/>
-        <w:gridCol w:w="756"/>
+        <w:gridCol w:w="539"/>
+        <w:gridCol w:w="3"/>
+        <w:gridCol w:w="719"/>
         <w:gridCol w:w="1"/>
         <w:gridCol w:w="719"/>
         <w:gridCol w:w="1"/>
-        <w:gridCol w:w="899"/>
-        <w:gridCol w:w="1"/>
-        <w:gridCol w:w="809"/>
-        <w:gridCol w:w="1"/>
-        <w:gridCol w:w="628"/>
-        <w:gridCol w:w="2"/>
-        <w:gridCol w:w="1"/>
-        <w:gridCol w:w="807"/>
-        <w:gridCol w:w="1"/>
-        <w:gridCol w:w="1"/>
-        <w:gridCol w:w="718"/>
-        <w:gridCol w:w="1"/>
-        <w:gridCol w:w="539"/>
-        <w:gridCol w:w="2"/>
-        <w:gridCol w:w="1"/>
-        <w:gridCol w:w="718"/>
-        <w:gridCol w:w="1"/>
-        <w:gridCol w:w="1"/>
-        <w:gridCol w:w="718"/>
-        <w:gridCol w:w="1"/>
-        <w:gridCol w:w="719"/>
-        <w:gridCol w:w="1"/>
-        <w:gridCol w:w="1"/>
-        <w:gridCol w:w="966"/>
+        <w:gridCol w:w="1259"/>
+        <w:gridCol w:w="810"/>
       </w:tblGrid>
       <w:tr>
         <w:trPr>
@@ -116,7 +103,7 @@
         </w:trPr>
         <w:tc>
           <w:tcPr>
-            <w:tcW w:w="720" w:type="dxa"/>
+            <w:tcW w:w="90" w:type="dxa"/>
             <w:vMerge w:val="restart"/>
             <w:tcBorders>
               <w:top w:val="single" w:sz="4" w:space="0" w:color="000000"/>
@@ -143,8 +130,7 @@
         </w:tc>
         <w:tc>
           <w:tcPr>
-            <w:tcW w:w="2033" w:type="dxa"/>
-            <w:gridSpan w:val="2"/>
+            <w:tcW w:w="1710" w:type="dxa"/>
             <w:vMerge w:val="restart"/>
             <w:tcBorders>
               <w:top w:val="single" w:sz="4" w:space="0" w:color="000000"/>
@@ -171,8 +157,8 @@
         </w:tc>
         <w:tc>
           <w:tcPr>
-            <w:tcW w:w="9014" w:type="dxa"/>
-            <w:gridSpan w:val="28"/>
+            <w:tcW w:w="10350" w:type="dxa"/>
+            <w:gridSpan w:val="16"/>
             <w:tcBorders>
               <w:top w:val="single" w:sz="4" w:space="0" w:color="000000"/>
               <w:left w:val="single" w:sz="4" w:space="0" w:color="000000"/>
@@ -207,7 +193,7 @@
         </w:trPr>
         <w:tc>
           <w:tcPr>
-            <w:tcW w:w="720" w:type="dxa"/>
+            <w:tcW w:w="90" w:type="dxa"/>
             <w:vMerge w:val="continue"/>
             <w:tcBorders>
               <w:top w:val="single" w:sz="4" w:space="0" w:color="000000"/>
@@ -242,8 +228,7 @@
         </w:tc>
         <w:tc>
           <w:tcPr>
-            <w:tcW w:w="2033" w:type="dxa"/>
-            <w:gridSpan w:val="2"/>
+            <w:tcW w:w="1710" w:type="dxa"/>
             <w:vMerge w:val="continue"/>
             <w:tcBorders>
               <w:top w:val="single" w:sz="4" w:space="0" w:color="000000"/>
@@ -274,8 +259,8 @@
         </w:tc>
         <w:tc>
           <w:tcPr>
-            <w:tcW w:w="2377" w:type="dxa"/>
-            <w:gridSpan w:val="6"/>
+            <w:tcW w:w="2970" w:type="dxa"/>
+            <w:gridSpan w:val="3"/>
             <w:tcBorders>
               <w:top w:val="single" w:sz="4" w:space="0" w:color="000000"/>
               <w:left w:val="single" w:sz="4" w:space="0" w:color="000000"/>
@@ -306,8 +291,8 @@
         </w:tc>
         <w:tc>
           <w:tcPr>
-            <w:tcW w:w="2250" w:type="dxa"/>
-            <w:gridSpan w:val="8"/>
+            <w:tcW w:w="2700" w:type="dxa"/>
+            <w:gridSpan w:val="3"/>
             <w:tcBorders>
               <w:top w:val="single" w:sz="4" w:space="0" w:color="000000"/>
               <w:left w:val="single" w:sz="4" w:space="0" w:color="000000"/>
@@ -338,8 +323,8 @@
         </w:tc>
         <w:tc>
           <w:tcPr>
-            <w:tcW w:w="1981" w:type="dxa"/>
-            <w:gridSpan w:val="8"/>
+            <w:tcW w:w="1891" w:type="dxa"/>
+            <w:gridSpan w:val="6"/>
             <w:tcBorders>
               <w:top w:val="single" w:sz="4" w:space="0" w:color="000000"/>
               <w:left w:val="single" w:sz="4" w:space="0" w:color="000000"/>
@@ -370,8 +355,8 @@
         </w:tc>
         <w:tc>
           <w:tcPr>
-            <w:tcW w:w="2406" w:type="dxa"/>
-            <w:gridSpan w:val="6"/>
+            <w:tcW w:w="2789" w:type="dxa"/>
+            <w:gridSpan w:val="4"/>
             <w:tcBorders>
               <w:top w:val="single" w:sz="4" w:space="0" w:color="000000"/>
               <w:left w:val="single" w:sz="4" w:space="0" w:color="000000"/>
@@ -407,7 +392,7 @@
         </w:trPr>
         <w:tc>
           <w:tcPr>
-            <w:tcW w:w="720" w:type="dxa"/>
+            <w:tcW w:w="90" w:type="dxa"/>
             <w:vMerge w:val="continue"/>
             <w:tcBorders>
               <w:top w:val="single" w:sz="4" w:space="0" w:color="000000"/>
@@ -445,8 +430,7 @@
         </w:tc>
         <w:tc>
           <w:tcPr>
-            <w:tcW w:w="2033" w:type="dxa"/>
-            <w:gridSpan w:val="2"/>
+            <w:tcW w:w="1710" w:type="dxa"/>
             <w:vMerge w:val="continue"/>
             <w:tcBorders>
               <w:top w:val="single" w:sz="4" w:space="0" w:color="000000"/>
@@ -478,8 +462,8 @@
         </w:tc>
         <w:tc>
           <w:tcPr>
-            <w:tcW w:w="1477" w:type="dxa"/>
-            <w:gridSpan w:val="4"/>
+            <w:tcW w:w="2070" w:type="dxa"/>
+            <w:gridSpan w:val="2"/>
             <w:tcBorders>
               <w:top w:val="single" w:sz="4" w:space="0" w:color="000000"/>
               <w:left w:val="single" w:sz="4" w:space="0" w:color="000000"/>
@@ -510,6 +494,125 @@
         <w:tc>
           <w:tcPr>
             <w:tcW w:w="900" w:type="dxa"/>
+            <w:vMerge w:val="restart"/>
+            <w:tcBorders>
+              <w:top w:val="single" w:sz="4" w:space="0" w:color="000000"/>
+              <w:left w:val="single" w:sz="4" w:space="0" w:color="000000"/>
+              <w:right w:val="single" w:sz="4" w:space="0" w:color="000000"/>
+              <w:insideV w:val="single" w:sz="4" w:space="0" w:color="000000"/>
+            </w:tcBorders>
+            <w:shd w:color="auto" w:fill="D9D9D9" w:val="clear"/>
+          </w:tcPr>
+          <w:p>
+            <w:pPr>
+              <w:pStyle w:val="Normal"/>
+              <w:ind w:left="18" w:hanging="0"/>
+              <w:rPr/>
+            </w:pPr>
+            <w:r>
+              <w:rPr>
+                <w:rFonts w:cs="Calibri" w:ascii="Calibri" w:hAnsi="Calibri"/>
+                <w:i/>
+                <w:sz w:val="16"/>
+                <w:szCs w:val="24"/>
+              </w:rPr>
+              <w:t>Other Funded Projects</w:t>
+            </w:r>
+          </w:p>
+        </w:tc>
+        <w:tc>
+          <w:tcPr>
+            <w:tcW w:w="1890" w:type="dxa"/>
+            <w:gridSpan w:val="2"/>
+            <w:tcBorders>
+              <w:top w:val="single" w:sz="4" w:space="0" w:color="000000"/>
+              <w:left w:val="single" w:sz="4" w:space="0" w:color="000000"/>
+              <w:bottom w:val="single" w:sz="4" w:space="0" w:color="000000"/>
+              <w:right w:val="single" w:sz="4" w:space="0" w:color="000000"/>
+              <w:insideH w:val="single" w:sz="4" w:space="0" w:color="000000"/>
+              <w:insideV w:val="single" w:sz="4" w:space="0" w:color="000000"/>
+            </w:tcBorders>
+            <w:shd w:color="auto" w:fill="BFBFBF" w:val="clear"/>
+          </w:tcPr>
+          <w:p>
+            <w:pPr>
+              <w:pStyle w:val="Normal"/>
+              <w:ind w:left="18" w:hanging="0"/>
+              <w:rPr/>
+            </w:pPr>
+            <w:r>
+              <w:rPr>
+                <w:rFonts w:cs="Calibri" w:ascii="Calibri" w:hAnsi="Calibri"/>
+                <w:i/>
+                <w:sz w:val="16"/>
+                <w:szCs w:val="24"/>
+              </w:rPr>
+              <w:t>This Project</w:t>
+            </w:r>
+          </w:p>
+        </w:tc>
+        <w:tc>
+          <w:tcPr>
+            <w:tcW w:w="810" w:type="dxa"/>
+            <w:vMerge w:val="restart"/>
+            <w:tcBorders>
+              <w:top w:val="single" w:sz="4" w:space="0" w:color="000000"/>
+              <w:left w:val="single" w:sz="4" w:space="0" w:color="000000"/>
+              <w:right w:val="single" w:sz="4" w:space="0" w:color="000000"/>
+              <w:insideV w:val="single" w:sz="4" w:space="0" w:color="000000"/>
+            </w:tcBorders>
+            <w:shd w:color="auto" w:fill="BFBFBF" w:val="clear"/>
+          </w:tcPr>
+          <w:p>
+            <w:pPr>
+              <w:pStyle w:val="Normal"/>
+              <w:ind w:left="18" w:hanging="0"/>
+              <w:rPr/>
+            </w:pPr>
+            <w:r>
+              <w:rPr>
+                <w:rFonts w:cs="Calibri" w:ascii="Calibri" w:hAnsi="Calibri"/>
+                <w:i/>
+                <w:sz w:val="16"/>
+                <w:szCs w:val="24"/>
+              </w:rPr>
+              <w:t>Other Funded Projects</w:t>
+            </w:r>
+          </w:p>
+        </w:tc>
+        <w:tc>
+          <w:tcPr>
+            <w:tcW w:w="1171" w:type="dxa"/>
+            <w:gridSpan w:val="4"/>
+            <w:tcBorders>
+              <w:top w:val="single" w:sz="4" w:space="0" w:color="000000"/>
+              <w:left w:val="single" w:sz="4" w:space="0" w:color="000000"/>
+              <w:bottom w:val="single" w:sz="4" w:space="0" w:color="000000"/>
+              <w:right w:val="single" w:sz="4" w:space="0" w:color="000000"/>
+              <w:insideH w:val="single" w:sz="4" w:space="0" w:color="000000"/>
+              <w:insideV w:val="single" w:sz="4" w:space="0" w:color="000000"/>
+            </w:tcBorders>
+            <w:shd w:color="auto" w:fill="D9D9D9" w:val="clear"/>
+          </w:tcPr>
+          <w:p>
+            <w:pPr>
+              <w:pStyle w:val="Normal"/>
+              <w:rPr/>
+            </w:pPr>
+            <w:r>
+              <w:rPr>
+                <w:rFonts w:cs="Calibri" w:ascii="Calibri" w:hAnsi="Calibri"/>
+                <w:i/>
+                <w:sz w:val="16"/>
+                <w:szCs w:val="24"/>
+              </w:rPr>
+              <w:t>This Project</w:t>
+            </w:r>
+          </w:p>
+        </w:tc>
+        <w:tc>
+          <w:tcPr>
+            <w:tcW w:w="720" w:type="dxa"/>
             <w:gridSpan w:val="2"/>
             <w:vMerge w:val="restart"/>
             <w:tcBorders>
@@ -523,7 +626,6 @@
           <w:p>
             <w:pPr>
               <w:pStyle w:val="Normal"/>
-              <w:ind w:left="18" w:hanging="0"/>
               <w:rPr/>
             </w:pPr>
             <w:r>
@@ -539,22 +641,21 @@
         </w:tc>
         <w:tc>
           <w:tcPr>
-            <w:tcW w:w="1441" w:type="dxa"/>
-            <w:gridSpan w:val="5"/>
-            <w:tcBorders>
-              <w:top w:val="single" w:sz="4" w:space="0" w:color="000000"/>
-              <w:left w:val="single" w:sz="4" w:space="0" w:color="000000"/>
-              <w:bottom w:val="single" w:sz="4" w:space="0" w:color="000000"/>
-              <w:right w:val="single" w:sz="4" w:space="0" w:color="000000"/>
-              <w:insideH w:val="single" w:sz="4" w:space="0" w:color="000000"/>
-              <w:insideV w:val="single" w:sz="4" w:space="0" w:color="000000"/>
-            </w:tcBorders>
-            <w:shd w:color="auto" w:fill="BFBFBF" w:val="clear"/>
-          </w:tcPr>
-          <w:p>
-            <w:pPr>
-              <w:pStyle w:val="Normal"/>
-              <w:ind w:left="18" w:hanging="0"/>
+            <w:tcW w:w="1979" w:type="dxa"/>
+            <w:gridSpan w:val="3"/>
+            <w:tcBorders>
+              <w:top w:val="single" w:sz="4" w:space="0" w:color="000000"/>
+              <w:left w:val="single" w:sz="4" w:space="0" w:color="000000"/>
+              <w:bottom w:val="single" w:sz="4" w:space="0" w:color="000000"/>
+              <w:right w:val="single" w:sz="4" w:space="0" w:color="000000"/>
+              <w:insideH w:val="single" w:sz="4" w:space="0" w:color="000000"/>
+              <w:insideV w:val="single" w:sz="4" w:space="0" w:color="000000"/>
+            </w:tcBorders>
+            <w:shd w:fill="auto" w:val="clear"/>
+          </w:tcPr>
+          <w:p>
+            <w:pPr>
+              <w:pStyle w:val="Normal"/>
               <w:rPr/>
             </w:pPr>
             <w:r>
@@ -570,126 +671,7 @@
         </w:tc>
         <w:tc>
           <w:tcPr>
-            <w:tcW w:w="809" w:type="dxa"/>
-            <w:gridSpan w:val="3"/>
-            <w:vMerge w:val="restart"/>
-            <w:tcBorders>
-              <w:top w:val="single" w:sz="4" w:space="0" w:color="000000"/>
-              <w:left w:val="single" w:sz="4" w:space="0" w:color="000000"/>
-              <w:right w:val="single" w:sz="4" w:space="0" w:color="000000"/>
-              <w:insideV w:val="single" w:sz="4" w:space="0" w:color="000000"/>
-            </w:tcBorders>
-            <w:shd w:color="auto" w:fill="BFBFBF" w:val="clear"/>
-          </w:tcPr>
-          <w:p>
-            <w:pPr>
-              <w:pStyle w:val="Normal"/>
-              <w:ind w:left="18" w:hanging="0"/>
-              <w:rPr/>
-            </w:pPr>
-            <w:r>
-              <w:rPr>
-                <w:rFonts w:cs="Calibri" w:ascii="Calibri" w:hAnsi="Calibri"/>
-                <w:i/>
-                <w:sz w:val="16"/>
-                <w:szCs w:val="24"/>
-              </w:rPr>
-              <w:t>Other Funded Projects</w:t>
-            </w:r>
-          </w:p>
-        </w:tc>
-        <w:tc>
-          <w:tcPr>
-            <w:tcW w:w="1261" w:type="dxa"/>
-            <w:gridSpan w:val="5"/>
-            <w:tcBorders>
-              <w:top w:val="single" w:sz="4" w:space="0" w:color="000000"/>
-              <w:left w:val="single" w:sz="4" w:space="0" w:color="000000"/>
-              <w:bottom w:val="single" w:sz="4" w:space="0" w:color="000000"/>
-              <w:right w:val="single" w:sz="4" w:space="0" w:color="000000"/>
-              <w:insideH w:val="single" w:sz="4" w:space="0" w:color="000000"/>
-              <w:insideV w:val="single" w:sz="4" w:space="0" w:color="000000"/>
-            </w:tcBorders>
-            <w:shd w:color="auto" w:fill="D9D9D9" w:val="clear"/>
-          </w:tcPr>
-          <w:p>
-            <w:pPr>
-              <w:pStyle w:val="Normal"/>
-              <w:rPr/>
-            </w:pPr>
-            <w:r>
-              <w:rPr>
-                <w:rFonts w:cs="Calibri" w:ascii="Calibri" w:hAnsi="Calibri"/>
-                <w:i/>
-                <w:sz w:val="16"/>
-                <w:szCs w:val="24"/>
-              </w:rPr>
-              <w:t>This Project</w:t>
-            </w:r>
-          </w:p>
-        </w:tc>
-        <w:tc>
-          <w:tcPr>
-            <w:tcW w:w="720" w:type="dxa"/>
-            <w:gridSpan w:val="3"/>
-            <w:vMerge w:val="restart"/>
-            <w:tcBorders>
-              <w:top w:val="single" w:sz="4" w:space="0" w:color="000000"/>
-              <w:left w:val="single" w:sz="4" w:space="0" w:color="000000"/>
-              <w:right w:val="single" w:sz="4" w:space="0" w:color="000000"/>
-              <w:insideV w:val="single" w:sz="4" w:space="0" w:color="000000"/>
-            </w:tcBorders>
-            <w:shd w:color="auto" w:fill="D9D9D9" w:val="clear"/>
-          </w:tcPr>
-          <w:p>
-            <w:pPr>
-              <w:pStyle w:val="Normal"/>
-              <w:rPr/>
-            </w:pPr>
-            <w:r>
-              <w:rPr>
-                <w:rFonts w:cs="Calibri" w:ascii="Calibri" w:hAnsi="Calibri"/>
-                <w:i/>
-                <w:sz w:val="16"/>
-                <w:szCs w:val="24"/>
-              </w:rPr>
-              <w:t>Other Funded Projects</w:t>
-            </w:r>
-          </w:p>
-        </w:tc>
-        <w:tc>
-          <w:tcPr>
-            <w:tcW w:w="1440" w:type="dxa"/>
-            <w:gridSpan w:val="5"/>
-            <w:tcBorders>
-              <w:top w:val="single" w:sz="4" w:space="0" w:color="000000"/>
-              <w:left w:val="single" w:sz="4" w:space="0" w:color="000000"/>
-              <w:bottom w:val="single" w:sz="4" w:space="0" w:color="000000"/>
-              <w:right w:val="single" w:sz="4" w:space="0" w:color="000000"/>
-              <w:insideH w:val="single" w:sz="4" w:space="0" w:color="000000"/>
-              <w:insideV w:val="single" w:sz="4" w:space="0" w:color="000000"/>
-            </w:tcBorders>
-            <w:shd w:fill="auto" w:val="clear"/>
-          </w:tcPr>
-          <w:p>
-            <w:pPr>
-              <w:pStyle w:val="Normal"/>
-              <w:rPr/>
-            </w:pPr>
-            <w:r>
-              <w:rPr>
-                <w:rFonts w:cs="Calibri" w:ascii="Calibri" w:hAnsi="Calibri"/>
-                <w:i/>
-                <w:sz w:val="16"/>
-                <w:szCs w:val="24"/>
-              </w:rPr>
-              <w:t>This Project</w:t>
-            </w:r>
-          </w:p>
-        </w:tc>
-        <w:tc>
-          <w:tcPr>
-            <w:tcW w:w="966" w:type="dxa"/>
+            <w:tcW w:w="810" w:type="dxa"/>
             <w:vMerge w:val="restart"/>
             <w:tcBorders>
               <w:top w:val="single" w:sz="4" w:space="0" w:color="000000"/>
@@ -737,7 +719,7 @@
         </w:trPr>
         <w:tc>
           <w:tcPr>
-            <w:tcW w:w="720" w:type="dxa"/>
+            <w:tcW w:w="90" w:type="dxa"/>
             <w:vMerge w:val="continue"/>
             <w:tcBorders>
               <w:top w:val="single" w:sz="4" w:space="0" w:color="000000"/>
@@ -772,8 +754,7 @@
         </w:tc>
         <w:tc>
           <w:tcPr>
-            <w:tcW w:w="2033" w:type="dxa"/>
-            <w:gridSpan w:val="2"/>
+            <w:tcW w:w="1710" w:type="dxa"/>
             <w:vMerge w:val="continue"/>
             <w:tcBorders>
               <w:top w:val="single" w:sz="4" w:space="0" w:color="000000"/>
@@ -805,8 +786,7 @@
         </w:tc>
         <w:tc>
           <w:tcPr>
-            <w:tcW w:w="757" w:type="dxa"/>
-            <w:gridSpan w:val="2"/>
+            <w:tcW w:w="900" w:type="dxa"/>
             <w:tcBorders>
               <w:top w:val="single" w:sz="4" w:space="0" w:color="000000"/>
               <w:left w:val="single" w:sz="4" w:space="0" w:color="000000"/>
@@ -852,8 +832,7 @@
         </w:tc>
         <w:tc>
           <w:tcPr>
-            <w:tcW w:w="720" w:type="dxa"/>
-            <w:gridSpan w:val="2"/>
+            <w:tcW w:w="1170" w:type="dxa"/>
             <w:tcBorders>
               <w:top w:val="single" w:sz="4" w:space="0" w:color="000000"/>
               <w:left w:val="dashed" w:sz="4" w:space="0" w:color="000000"/>
@@ -884,7 +863,6 @@
         <w:tc>
           <w:tcPr>
             <w:tcW w:w="900" w:type="dxa"/>
-            <w:gridSpan w:val="2"/>
             <w:vMerge w:val="continue"/>
             <w:tcBorders>
               <w:top w:val="single" w:sz="4" w:space="0" w:color="000000"/>
@@ -919,8 +897,7 @@
         </w:tc>
         <w:tc>
           <w:tcPr>
-            <w:tcW w:w="810" w:type="dxa"/>
-            <w:gridSpan w:val="2"/>
+            <w:tcW w:w="720" w:type="dxa"/>
             <w:tcBorders>
               <w:top w:val="single" w:sz="4" w:space="0" w:color="000000"/>
               <w:left w:val="single" w:sz="4" w:space="0" w:color="000000"/>
@@ -966,8 +943,7 @@
         </w:tc>
         <w:tc>
           <w:tcPr>
-            <w:tcW w:w="630" w:type="dxa"/>
-            <w:gridSpan w:val="2"/>
+            <w:tcW w:w="1170" w:type="dxa"/>
             <w:tcBorders>
               <w:top w:val="single" w:sz="4" w:space="0" w:color="000000"/>
               <w:left w:val="dashed" w:sz="4" w:space="0" w:color="000000"/>
@@ -997,8 +973,7 @@
         </w:tc>
         <w:tc>
           <w:tcPr>
-            <w:tcW w:w="809" w:type="dxa"/>
-            <w:gridSpan w:val="3"/>
+            <w:tcW w:w="810" w:type="dxa"/>
             <w:vMerge w:val="continue"/>
             <w:tcBorders>
               <w:top w:val="single" w:sz="4" w:space="0" w:color="000000"/>
@@ -1033,8 +1008,8 @@
         </w:tc>
         <w:tc>
           <w:tcPr>
-            <w:tcW w:w="720" w:type="dxa"/>
-            <w:gridSpan w:val="3"/>
+            <w:tcW w:w="629" w:type="dxa"/>
+            <w:gridSpan w:val="2"/>
             <w:tcBorders>
               <w:top w:val="single" w:sz="4" w:space="0" w:color="000000"/>
               <w:left w:val="single" w:sz="4" w:space="0" w:color="000000"/>
@@ -1088,7 +1063,7 @@
         </w:tc>
         <w:tc>
           <w:tcPr>
-            <w:tcW w:w="541" w:type="dxa"/>
+            <w:tcW w:w="542" w:type="dxa"/>
             <w:gridSpan w:val="2"/>
             <w:tcBorders>
               <w:top w:val="single" w:sz="4" w:space="0" w:color="000000"/>
@@ -1119,7 +1094,7 @@
         <w:tc>
           <w:tcPr>
             <w:tcW w:w="720" w:type="dxa"/>
-            <w:gridSpan w:val="3"/>
+            <w:gridSpan w:val="2"/>
             <w:vMerge w:val="continue"/>
             <w:tcBorders>
               <w:top w:val="single" w:sz="4" w:space="0" w:color="000000"/>
@@ -1154,7 +1129,7 @@
         <w:tc>
           <w:tcPr>
             <w:tcW w:w="720" w:type="dxa"/>
-            <w:gridSpan w:val="3"/>
+            <w:gridSpan w:val="2"/>
             <w:tcBorders>
               <w:top w:val="single" w:sz="4" w:space="0" w:color="000000"/>
               <w:left w:val="single" w:sz="4" w:space="0" w:color="000000"/>
@@ -1208,8 +1183,7 @@
         </w:tc>
         <w:tc>
           <w:tcPr>
-            <w:tcW w:w="720" w:type="dxa"/>
-            <w:gridSpan w:val="2"/>
+            <w:tcW w:w="1259" w:type="dxa"/>
             <w:tcBorders>
               <w:top w:val="single" w:sz="4" w:space="0" w:color="000000"/>
               <w:left w:val="dashed" w:sz="4" w:space="0" w:color="000000"/>
@@ -1238,8 +1212,7 @@
         </w:tc>
         <w:tc>
           <w:tcPr>
-            <w:tcW w:w="967" w:type="dxa"/>
-            <w:gridSpan w:val="2"/>
+            <w:tcW w:w="810" w:type="dxa"/>
             <w:vMerge w:val="continue"/>
             <w:tcBorders>
               <w:top w:val="single" w:sz="4" w:space="0" w:color="000000"/>
@@ -1278,7 +1251,7 @@
         </w:trPr>
         <w:tc>
           <w:tcPr>
-            <w:tcW w:w="720" w:type="dxa"/>
+            <w:tcW w:w="90" w:type="dxa"/>
             <w:tcBorders>
               <w:top w:val="single" w:sz="4" w:space="0" w:color="000000"/>
               <w:left w:val="single" w:sz="4" w:space="0" w:color="000000"/>
@@ -1309,8 +1282,7 @@
         </w:tc>
         <w:tc>
           <w:tcPr>
-            <w:tcW w:w="2033" w:type="dxa"/>
-            <w:gridSpan w:val="2"/>
+            <w:tcW w:w="1710" w:type="dxa"/>
             <w:tcBorders>
               <w:top w:val="single" w:sz="4" w:space="0" w:color="000000"/>
               <w:left w:val="single" w:sz="4" w:space="0" w:color="000000"/>
@@ -1340,7 +1312,175 @@
         </w:tc>
         <w:tc>
           <w:tcPr>
-            <w:tcW w:w="757" w:type="dxa"/>
+            <w:tcW w:w="900" w:type="dxa"/>
+            <w:tcBorders>
+              <w:top w:val="single" w:sz="4" w:space="0" w:color="000000"/>
+              <w:left w:val="single" w:sz="4" w:space="0" w:color="000000"/>
+              <w:bottom w:val="single" w:sz="4" w:space="0" w:color="000000"/>
+              <w:right w:val="dashed" w:sz="4" w:space="0" w:color="000000"/>
+              <w:insideH w:val="single" w:sz="4" w:space="0" w:color="000000"/>
+              <w:insideV w:val="dashed" w:sz="4" w:space="0" w:color="000000"/>
+            </w:tcBorders>
+            <w:shd w:color="auto" w:fill="D9D9D9" w:val="clear"/>
+          </w:tcPr>
+          <w:p>
+            <w:pPr>
+              <w:pStyle w:val="Normal"/>
+              <w:ind w:left="38" w:hanging="0"/>
+              <w:rPr/>
+            </w:pPr>
+            <w:r>
+              <w:rPr>
+                <w:rFonts w:cs="Calibri" w:ascii="Calibri" w:hAnsi="Calibri"/>
+                <w:szCs w:val="24"/>
+              </w:rPr>
+              <w:t>1 sum</w:t>
+            </w:r>
+          </w:p>
+        </w:tc>
+        <w:tc>
+          <w:tcPr>
+            <w:tcW w:w="1170" w:type="dxa"/>
+            <w:tcBorders>
+              <w:top w:val="single" w:sz="4" w:space="0" w:color="000000"/>
+              <w:left w:val="dashed" w:sz="4" w:space="0" w:color="000000"/>
+              <w:bottom w:val="single" w:sz="4" w:space="0" w:color="000000"/>
+              <w:right w:val="single" w:sz="4" w:space="0" w:color="000000"/>
+              <w:insideH w:val="single" w:sz="4" w:space="0" w:color="000000"/>
+              <w:insideV w:val="single" w:sz="4" w:space="0" w:color="000000"/>
+            </w:tcBorders>
+            <w:shd w:color="auto" w:fill="D9D9D9" w:val="clear"/>
+          </w:tcPr>
+          <w:p>
+            <w:pPr>
+              <w:pStyle w:val="Normal"/>
+              <w:ind w:left="18" w:hanging="0"/>
+              <w:rPr/>
+            </w:pPr>
+            <w:r>
+              <w:rPr>
+                <w:rFonts w:cs="Calibri" w:ascii="Calibri" w:hAnsi="Calibri"/>
+                <w:szCs w:val="24"/>
+              </w:rPr>
+              <w:t>6</w:t>
+            </w:r>
+          </w:p>
+        </w:tc>
+        <w:tc>
+          <w:tcPr>
+            <w:tcW w:w="900" w:type="dxa"/>
+            <w:tcBorders>
+              <w:top w:val="single" w:sz="4" w:space="0" w:color="000000"/>
+              <w:left w:val="single" w:sz="4" w:space="0" w:color="000000"/>
+              <w:bottom w:val="single" w:sz="4" w:space="0" w:color="000000"/>
+              <w:right w:val="single" w:sz="4" w:space="0" w:color="000000"/>
+              <w:insideH w:val="single" w:sz="4" w:space="0" w:color="000000"/>
+              <w:insideV w:val="single" w:sz="4" w:space="0" w:color="000000"/>
+            </w:tcBorders>
+            <w:shd w:color="auto" w:fill="D9D9D9" w:val="clear"/>
+          </w:tcPr>
+          <w:p>
+            <w:pPr>
+              <w:pStyle w:val="Normal"/>
+              <w:ind w:left="18" w:hanging="0"/>
+              <w:rPr/>
+            </w:pPr>
+            <w:r>
+              <w:rPr>
+                <w:rFonts w:cs="Calibri" w:ascii="Calibri" w:hAnsi="Calibri"/>
+                <w:szCs w:val="24"/>
+              </w:rPr>
+              <w:t>0</w:t>
+            </w:r>
+          </w:p>
+        </w:tc>
+        <w:tc>
+          <w:tcPr>
+            <w:tcW w:w="720" w:type="dxa"/>
+            <w:tcBorders>
+              <w:top w:val="single" w:sz="4" w:space="0" w:color="000000"/>
+              <w:left w:val="single" w:sz="4" w:space="0" w:color="000000"/>
+              <w:bottom w:val="single" w:sz="4" w:space="0" w:color="000000"/>
+              <w:right w:val="dashed" w:sz="4" w:space="0" w:color="000000"/>
+              <w:insideH w:val="single" w:sz="4" w:space="0" w:color="000000"/>
+              <w:insideV w:val="dashed" w:sz="4" w:space="0" w:color="000000"/>
+            </w:tcBorders>
+            <w:shd w:color="auto" w:fill="BFBFBF" w:val="clear"/>
+          </w:tcPr>
+          <w:p>
+            <w:pPr>
+              <w:pStyle w:val="Normal"/>
+              <w:ind w:left="18" w:hanging="0"/>
+              <w:rPr/>
+            </w:pPr>
+            <w:r>
+              <w:rPr>
+                <w:rFonts w:cs="Calibri" w:ascii="Calibri" w:hAnsi="Calibri"/>
+                <w:szCs w:val="24"/>
+              </w:rPr>
+              <w:t>1 sum</w:t>
+            </w:r>
+          </w:p>
+        </w:tc>
+        <w:tc>
+          <w:tcPr>
+            <w:tcW w:w="1170" w:type="dxa"/>
+            <w:tcBorders>
+              <w:top w:val="single" w:sz="4" w:space="0" w:color="000000"/>
+              <w:left w:val="dashed" w:sz="4" w:space="0" w:color="000000"/>
+              <w:bottom w:val="single" w:sz="4" w:space="0" w:color="000000"/>
+              <w:right w:val="single" w:sz="4" w:space="0" w:color="000000"/>
+              <w:insideH w:val="single" w:sz="4" w:space="0" w:color="000000"/>
+              <w:insideV w:val="single" w:sz="4" w:space="0" w:color="000000"/>
+            </w:tcBorders>
+            <w:shd w:color="auto" w:fill="BFBFBF" w:val="clear"/>
+          </w:tcPr>
+          <w:p>
+            <w:pPr>
+              <w:pStyle w:val="Normal"/>
+              <w:ind w:left="19" w:hanging="0"/>
+              <w:rPr/>
+            </w:pPr>
+            <w:r>
+              <w:rPr>
+                <w:rFonts w:cs="Calibri" w:ascii="Calibri" w:hAnsi="Calibri"/>
+                <w:szCs w:val="24"/>
+              </w:rPr>
+              <w:t>6</w:t>
+            </w:r>
+          </w:p>
+        </w:tc>
+        <w:tc>
+          <w:tcPr>
+            <w:tcW w:w="810" w:type="dxa"/>
+            <w:tcBorders>
+              <w:top w:val="single" w:sz="4" w:space="0" w:color="000000"/>
+              <w:left w:val="single" w:sz="4" w:space="0" w:color="000000"/>
+              <w:bottom w:val="single" w:sz="4" w:space="0" w:color="000000"/>
+              <w:right w:val="single" w:sz="4" w:space="0" w:color="000000"/>
+              <w:insideH w:val="single" w:sz="4" w:space="0" w:color="000000"/>
+              <w:insideV w:val="single" w:sz="4" w:space="0" w:color="000000"/>
+            </w:tcBorders>
+            <w:shd w:color="auto" w:fill="BFBFBF" w:val="clear"/>
+          </w:tcPr>
+          <w:p>
+            <w:pPr>
+              <w:pStyle w:val="Normal"/>
+              <w:ind w:left="19" w:hanging="0"/>
+              <w:rPr/>
+            </w:pPr>
+            <w:r>
+              <w:rPr>
+                <w:rFonts w:cs="Calibri" w:ascii="Calibri" w:hAnsi="Calibri"/>
+                <w:szCs w:val="24"/>
+              </w:rPr>
+              <w:t>0</w:t>
+            </w:r>
+          </w:p>
+        </w:tc>
+        <w:tc>
+          <w:tcPr>
+            <w:tcW w:w="629" w:type="dxa"/>
             <w:gridSpan w:val="2"/>
             <w:tcBorders>
               <w:top w:val="single" w:sz="4" w:space="0" w:color="000000"/>
@@ -1355,15 +1495,44 @@
           <w:p>
             <w:pPr>
               <w:pStyle w:val="Normal"/>
-              <w:ind w:left="38" w:hanging="0"/>
-              <w:rPr/>
-            </w:pPr>
-            <w:r>
-              <w:rPr>
-                <w:rFonts w:cs="Calibri" w:ascii="Calibri" w:hAnsi="Calibri"/>
-                <w:szCs w:val="24"/>
-              </w:rPr>
-              <w:t>1 sum</w:t>
+              <w:ind w:left="19" w:hanging="0"/>
+              <w:rPr/>
+            </w:pPr>
+            <w:r>
+              <w:rPr>
+                <w:rFonts w:cs="Calibri" w:ascii="Calibri" w:hAnsi="Calibri"/>
+                <w:szCs w:val="24"/>
+              </w:rPr>
+              <w:t>0</w:t>
+            </w:r>
+          </w:p>
+        </w:tc>
+        <w:tc>
+          <w:tcPr>
+            <w:tcW w:w="542" w:type="dxa"/>
+            <w:gridSpan w:val="2"/>
+            <w:tcBorders>
+              <w:top w:val="single" w:sz="4" w:space="0" w:color="000000"/>
+              <w:left w:val="dashed" w:sz="4" w:space="0" w:color="000000"/>
+              <w:bottom w:val="single" w:sz="4" w:space="0" w:color="000000"/>
+              <w:right w:val="single" w:sz="4" w:space="0" w:color="000000"/>
+              <w:insideH w:val="single" w:sz="4" w:space="0" w:color="000000"/>
+              <w:insideV w:val="single" w:sz="4" w:space="0" w:color="000000"/>
+            </w:tcBorders>
+            <w:shd w:color="auto" w:fill="D9D9D9" w:val="clear"/>
+          </w:tcPr>
+          <w:p>
+            <w:pPr>
+              <w:pStyle w:val="Normal"/>
+              <w:ind w:right="42" w:hanging="0"/>
+              <w:rPr/>
+            </w:pPr>
+            <w:r>
+              <w:rPr>
+                <w:rFonts w:cs="Calibri" w:ascii="Calibri" w:hAnsi="Calibri"/>
+                <w:szCs w:val="24"/>
+              </w:rPr>
+              <w:t>0</w:t>
             </w:r>
           </w:p>
         </w:tc>
@@ -1373,7 +1542,7 @@
             <w:gridSpan w:val="2"/>
             <w:tcBorders>
               <w:top w:val="single" w:sz="4" w:space="0" w:color="000000"/>
-              <w:left w:val="dashed" w:sz="4" w:space="0" w:color="000000"/>
+              <w:left w:val="single" w:sz="4" w:space="0" w:color="000000"/>
               <w:bottom w:val="single" w:sz="4" w:space="0" w:color="000000"/>
               <w:right w:val="single" w:sz="4" w:space="0" w:color="000000"/>
               <w:insideH w:val="single" w:sz="4" w:space="0" w:color="000000"/>
@@ -1384,36 +1553,7 @@
           <w:p>
             <w:pPr>
               <w:pStyle w:val="Normal"/>
-              <w:ind w:left="18" w:hanging="0"/>
-              <w:rPr/>
-            </w:pPr>
-            <w:r>
-              <w:rPr>
-                <w:rFonts w:cs="Calibri" w:ascii="Calibri" w:hAnsi="Calibri"/>
-                <w:szCs w:val="24"/>
-              </w:rPr>
-              <w:t>6</w:t>
-            </w:r>
-          </w:p>
-        </w:tc>
-        <w:tc>
-          <w:tcPr>
-            <w:tcW w:w="900" w:type="dxa"/>
-            <w:gridSpan w:val="2"/>
-            <w:tcBorders>
-              <w:top w:val="single" w:sz="4" w:space="0" w:color="000000"/>
-              <w:left w:val="single" w:sz="4" w:space="0" w:color="000000"/>
-              <w:bottom w:val="single" w:sz="4" w:space="0" w:color="000000"/>
-              <w:right w:val="single" w:sz="4" w:space="0" w:color="000000"/>
-              <w:insideH w:val="single" w:sz="4" w:space="0" w:color="000000"/>
-              <w:insideV w:val="single" w:sz="4" w:space="0" w:color="000000"/>
-            </w:tcBorders>
-            <w:shd w:color="auto" w:fill="D9D9D9" w:val="clear"/>
-          </w:tcPr>
-          <w:p>
-            <w:pPr>
-              <w:pStyle w:val="Normal"/>
-              <w:ind w:left="18" w:hanging="0"/>
+              <w:ind w:right="42" w:hanging="0"/>
               <w:rPr/>
             </w:pPr>
             <w:r>
@@ -1422,209 +1562,6 @@
                 <w:szCs w:val="24"/>
               </w:rPr>
               <w:t>0</w:t>
-            </w:r>
-          </w:p>
-        </w:tc>
-        <w:tc>
-          <w:tcPr>
-            <w:tcW w:w="810" w:type="dxa"/>
-            <w:gridSpan w:val="2"/>
-            <w:tcBorders>
-              <w:top w:val="single" w:sz="4" w:space="0" w:color="000000"/>
-              <w:left w:val="single" w:sz="4" w:space="0" w:color="000000"/>
-              <w:bottom w:val="single" w:sz="4" w:space="0" w:color="000000"/>
-              <w:right w:val="dashed" w:sz="4" w:space="0" w:color="000000"/>
-              <w:insideH w:val="single" w:sz="4" w:space="0" w:color="000000"/>
-              <w:insideV w:val="dashed" w:sz="4" w:space="0" w:color="000000"/>
-            </w:tcBorders>
-            <w:shd w:color="auto" w:fill="BFBFBF" w:val="clear"/>
-          </w:tcPr>
-          <w:p>
-            <w:pPr>
-              <w:pStyle w:val="Normal"/>
-              <w:ind w:left="18" w:hanging="0"/>
-              <w:rPr/>
-            </w:pPr>
-            <w:r>
-              <w:rPr>
-                <w:rFonts w:cs="Calibri" w:ascii="Calibri" w:hAnsi="Calibri"/>
-                <w:szCs w:val="24"/>
-              </w:rPr>
-              <w:t>1 sum</w:t>
-            </w:r>
-          </w:p>
-        </w:tc>
-        <w:tc>
-          <w:tcPr>
-            <w:tcW w:w="630" w:type="dxa"/>
-            <w:gridSpan w:val="2"/>
-            <w:tcBorders>
-              <w:top w:val="single" w:sz="4" w:space="0" w:color="000000"/>
-              <w:left w:val="dashed" w:sz="4" w:space="0" w:color="000000"/>
-              <w:bottom w:val="single" w:sz="4" w:space="0" w:color="000000"/>
-              <w:right w:val="single" w:sz="4" w:space="0" w:color="000000"/>
-              <w:insideH w:val="single" w:sz="4" w:space="0" w:color="000000"/>
-              <w:insideV w:val="single" w:sz="4" w:space="0" w:color="000000"/>
-            </w:tcBorders>
-            <w:shd w:color="auto" w:fill="BFBFBF" w:val="clear"/>
-          </w:tcPr>
-          <w:p>
-            <w:pPr>
-              <w:pStyle w:val="Normal"/>
-              <w:ind w:left="19" w:hanging="0"/>
-              <w:rPr/>
-            </w:pPr>
-            <w:r>
-              <w:rPr>
-                <w:rFonts w:cs="Calibri" w:ascii="Calibri" w:hAnsi="Calibri"/>
-                <w:szCs w:val="24"/>
-              </w:rPr>
-              <w:t>6</w:t>
-            </w:r>
-          </w:p>
-        </w:tc>
-        <w:tc>
-          <w:tcPr>
-            <w:tcW w:w="809" w:type="dxa"/>
-            <w:gridSpan w:val="3"/>
-            <w:tcBorders>
-              <w:top w:val="single" w:sz="4" w:space="0" w:color="000000"/>
-              <w:left w:val="single" w:sz="4" w:space="0" w:color="000000"/>
-              <w:bottom w:val="single" w:sz="4" w:space="0" w:color="000000"/>
-              <w:right w:val="single" w:sz="4" w:space="0" w:color="000000"/>
-              <w:insideH w:val="single" w:sz="4" w:space="0" w:color="000000"/>
-              <w:insideV w:val="single" w:sz="4" w:space="0" w:color="000000"/>
-            </w:tcBorders>
-            <w:shd w:color="auto" w:fill="BFBFBF" w:val="clear"/>
-          </w:tcPr>
-          <w:p>
-            <w:pPr>
-              <w:pStyle w:val="Normal"/>
-              <w:ind w:left="19" w:hanging="0"/>
-              <w:rPr/>
-            </w:pPr>
-            <w:r>
-              <w:rPr>
-                <w:rFonts w:cs="Calibri" w:ascii="Calibri" w:hAnsi="Calibri"/>
-                <w:szCs w:val="24"/>
-              </w:rPr>
-              <w:t>0</w:t>
-            </w:r>
-          </w:p>
-        </w:tc>
-        <w:tc>
-          <w:tcPr>
-            <w:tcW w:w="720" w:type="dxa"/>
-            <w:gridSpan w:val="3"/>
-            <w:tcBorders>
-              <w:top w:val="single" w:sz="4" w:space="0" w:color="000000"/>
-              <w:left w:val="single" w:sz="4" w:space="0" w:color="000000"/>
-              <w:bottom w:val="single" w:sz="4" w:space="0" w:color="000000"/>
-              <w:right w:val="dashed" w:sz="4" w:space="0" w:color="000000"/>
-              <w:insideH w:val="single" w:sz="4" w:space="0" w:color="000000"/>
-              <w:insideV w:val="dashed" w:sz="4" w:space="0" w:color="000000"/>
-            </w:tcBorders>
-            <w:shd w:color="auto" w:fill="D9D9D9" w:val="clear"/>
-          </w:tcPr>
-          <w:p>
-            <w:pPr>
-              <w:pStyle w:val="Normal"/>
-              <w:ind w:left="19" w:hanging="0"/>
-              <w:rPr/>
-            </w:pPr>
-            <w:r>
-              <w:rPr>
-                <w:rFonts w:cs="Calibri" w:ascii="Calibri" w:hAnsi="Calibri"/>
-                <w:szCs w:val="24"/>
-              </w:rPr>
-              <w:t>0</w:t>
-            </w:r>
-          </w:p>
-        </w:tc>
-        <w:tc>
-          <w:tcPr>
-            <w:tcW w:w="541" w:type="dxa"/>
-            <w:gridSpan w:val="2"/>
-            <w:tcBorders>
-              <w:top w:val="single" w:sz="4" w:space="0" w:color="000000"/>
-              <w:left w:val="dashed" w:sz="4" w:space="0" w:color="000000"/>
-              <w:bottom w:val="single" w:sz="4" w:space="0" w:color="000000"/>
-              <w:right w:val="single" w:sz="4" w:space="0" w:color="000000"/>
-              <w:insideH w:val="single" w:sz="4" w:space="0" w:color="000000"/>
-              <w:insideV w:val="single" w:sz="4" w:space="0" w:color="000000"/>
-            </w:tcBorders>
-            <w:shd w:color="auto" w:fill="D9D9D9" w:val="clear"/>
-          </w:tcPr>
-          <w:p>
-            <w:pPr>
-              <w:pStyle w:val="Normal"/>
-              <w:ind w:right="42" w:hanging="0"/>
-              <w:rPr/>
-            </w:pPr>
-            <w:r>
-              <w:rPr>
-                <w:rFonts w:cs="Calibri" w:ascii="Calibri" w:hAnsi="Calibri"/>
-                <w:szCs w:val="24"/>
-              </w:rPr>
-              <w:t>0</w:t>
-            </w:r>
-          </w:p>
-        </w:tc>
-        <w:tc>
-          <w:tcPr>
-            <w:tcW w:w="720" w:type="dxa"/>
-            <w:gridSpan w:val="3"/>
-            <w:tcBorders>
-              <w:top w:val="single" w:sz="4" w:space="0" w:color="000000"/>
-              <w:left w:val="single" w:sz="4" w:space="0" w:color="000000"/>
-              <w:bottom w:val="single" w:sz="4" w:space="0" w:color="000000"/>
-              <w:right w:val="single" w:sz="4" w:space="0" w:color="000000"/>
-              <w:insideH w:val="single" w:sz="4" w:space="0" w:color="000000"/>
-              <w:insideV w:val="single" w:sz="4" w:space="0" w:color="000000"/>
-            </w:tcBorders>
-            <w:shd w:color="auto" w:fill="D9D9D9" w:val="clear"/>
-          </w:tcPr>
-          <w:p>
-            <w:pPr>
-              <w:pStyle w:val="Normal"/>
-              <w:ind w:right="42" w:hanging="0"/>
-              <w:rPr/>
-            </w:pPr>
-            <w:r>
-              <w:rPr>
-                <w:rFonts w:cs="Calibri" w:ascii="Calibri" w:hAnsi="Calibri"/>
-                <w:szCs w:val="24"/>
-              </w:rPr>
-              <w:t>0</w:t>
-            </w:r>
-          </w:p>
-        </w:tc>
-        <w:tc>
-          <w:tcPr>
-            <w:tcW w:w="720" w:type="dxa"/>
-            <w:gridSpan w:val="3"/>
-            <w:tcBorders>
-              <w:top w:val="single" w:sz="4" w:space="0" w:color="000000"/>
-              <w:left w:val="single" w:sz="4" w:space="0" w:color="000000"/>
-              <w:bottom w:val="single" w:sz="4" w:space="0" w:color="000000"/>
-              <w:right w:val="dashed" w:sz="4" w:space="0" w:color="000000"/>
-              <w:insideH w:val="single" w:sz="4" w:space="0" w:color="000000"/>
-              <w:insideV w:val="dashed" w:sz="4" w:space="0" w:color="000000"/>
-            </w:tcBorders>
-            <w:shd w:fill="auto" w:val="clear"/>
-          </w:tcPr>
-          <w:p>
-            <w:pPr>
-              <w:pStyle w:val="Normal"/>
-              <w:ind w:right="42" w:hanging="0"/>
-              <w:rPr/>
-            </w:pPr>
-            <w:r>
-              <w:rPr>
-                <w:rFonts w:cs="Calibri" w:ascii="Calibri" w:hAnsi="Calibri"/>
-                <w:szCs w:val="24"/>
-              </w:rPr>
-              <w:t>2 sum</w:t>
             </w:r>
           </w:p>
         </w:tc>
@@ -1634,6 +1571,34 @@
             <w:gridSpan w:val="2"/>
             <w:tcBorders>
               <w:top w:val="single" w:sz="4" w:space="0" w:color="000000"/>
+              <w:left w:val="single" w:sz="4" w:space="0" w:color="000000"/>
+              <w:bottom w:val="single" w:sz="4" w:space="0" w:color="000000"/>
+              <w:right w:val="dashed" w:sz="4" w:space="0" w:color="000000"/>
+              <w:insideH w:val="single" w:sz="4" w:space="0" w:color="000000"/>
+              <w:insideV w:val="dashed" w:sz="4" w:space="0" w:color="000000"/>
+            </w:tcBorders>
+            <w:shd w:fill="auto" w:val="clear"/>
+          </w:tcPr>
+          <w:p>
+            <w:pPr>
+              <w:pStyle w:val="Normal"/>
+              <w:ind w:right="42" w:hanging="0"/>
+              <w:rPr/>
+            </w:pPr>
+            <w:r>
+              <w:rPr>
+                <w:rFonts w:cs="Calibri" w:ascii="Calibri" w:hAnsi="Calibri"/>
+                <w:szCs w:val="24"/>
+              </w:rPr>
+              <w:t>2 sum</w:t>
+            </w:r>
+          </w:p>
+        </w:tc>
+        <w:tc>
+          <w:tcPr>
+            <w:tcW w:w="1259" w:type="dxa"/>
+            <w:tcBorders>
+              <w:top w:val="single" w:sz="4" w:space="0" w:color="000000"/>
               <w:left w:val="dashed" w:sz="4" w:space="0" w:color="000000"/>
               <w:bottom w:val="single" w:sz="4" w:space="0" w:color="000000"/>
               <w:right w:val="single" w:sz="4" w:space="0" w:color="000000"/>
@@ -1659,8 +1624,7 @@
         </w:tc>
         <w:tc>
           <w:tcPr>
-            <w:tcW w:w="967" w:type="dxa"/>
-            <w:gridSpan w:val="2"/>
+            <w:tcW w:w="810" w:type="dxa"/>
             <w:tcBorders>
               <w:top w:val="single" w:sz="4" w:space="0" w:color="000000"/>
               <w:left w:val="single" w:sz="4" w:space="0" w:color="000000"/>
@@ -1693,7 +1657,7 @@
         </w:trPr>
         <w:tc>
           <w:tcPr>
-            <w:tcW w:w="720" w:type="dxa"/>
+            <w:tcW w:w="90" w:type="dxa"/>
             <w:tcBorders>
               <w:top w:val="single" w:sz="4" w:space="0" w:color="000000"/>
               <w:left w:val="single" w:sz="4" w:space="0" w:color="000000"/>
@@ -1724,8 +1688,7 @@
         </w:tc>
         <w:tc>
           <w:tcPr>
-            <w:tcW w:w="2033" w:type="dxa"/>
-            <w:gridSpan w:val="2"/>
+            <w:tcW w:w="1710" w:type="dxa"/>
             <w:tcBorders>
               <w:top w:val="single" w:sz="4" w:space="0" w:color="000000"/>
               <w:left w:val="single" w:sz="4" w:space="0" w:color="000000"/>
@@ -1756,7 +1719,175 @@
         </w:tc>
         <w:tc>
           <w:tcPr>
-            <w:tcW w:w="757" w:type="dxa"/>
+            <w:tcW w:w="900" w:type="dxa"/>
+            <w:tcBorders>
+              <w:top w:val="single" w:sz="4" w:space="0" w:color="000000"/>
+              <w:left w:val="single" w:sz="4" w:space="0" w:color="000000"/>
+              <w:bottom w:val="single" w:sz="4" w:space="0" w:color="000000"/>
+              <w:right w:val="dashed" w:sz="4" w:space="0" w:color="000000"/>
+              <w:insideH w:val="single" w:sz="4" w:space="0" w:color="000000"/>
+              <w:insideV w:val="dashed" w:sz="4" w:space="0" w:color="000000"/>
+            </w:tcBorders>
+            <w:shd w:color="auto" w:fill="D9D9D9" w:val="clear"/>
+          </w:tcPr>
+          <w:p>
+            <w:pPr>
+              <w:pStyle w:val="Normal"/>
+              <w:ind w:left="22" w:hanging="0"/>
+              <w:rPr/>
+            </w:pPr>
+            <w:r>
+              <w:rPr>
+                <w:rFonts w:cs="Calibri" w:ascii="Calibri" w:hAnsi="Calibri"/>
+                <w:szCs w:val="24"/>
+              </w:rPr>
+              <w:t>12</w:t>
+            </w:r>
+          </w:p>
+        </w:tc>
+        <w:tc>
+          <w:tcPr>
+            <w:tcW w:w="1170" w:type="dxa"/>
+            <w:tcBorders>
+              <w:top w:val="single" w:sz="4" w:space="0" w:color="000000"/>
+              <w:left w:val="dashed" w:sz="4" w:space="0" w:color="000000"/>
+              <w:bottom w:val="single" w:sz="4" w:space="0" w:color="000000"/>
+              <w:right w:val="single" w:sz="4" w:space="0" w:color="000000"/>
+              <w:insideH w:val="single" w:sz="4" w:space="0" w:color="000000"/>
+              <w:insideV w:val="single" w:sz="4" w:space="0" w:color="000000"/>
+            </w:tcBorders>
+            <w:shd w:color="auto" w:fill="D9D9D9" w:val="clear"/>
+          </w:tcPr>
+          <w:p>
+            <w:pPr>
+              <w:pStyle w:val="Normal"/>
+              <w:ind w:left="22" w:hanging="0"/>
+              <w:rPr/>
+            </w:pPr>
+            <w:r>
+              <w:rPr>
+                <w:rFonts w:cs="Calibri" w:ascii="Calibri" w:hAnsi="Calibri"/>
+                <w:szCs w:val="24"/>
+              </w:rPr>
+              <w:t>12</w:t>
+            </w:r>
+          </w:p>
+        </w:tc>
+        <w:tc>
+          <w:tcPr>
+            <w:tcW w:w="900" w:type="dxa"/>
+            <w:tcBorders>
+              <w:top w:val="single" w:sz="4" w:space="0" w:color="000000"/>
+              <w:left w:val="single" w:sz="4" w:space="0" w:color="000000"/>
+              <w:bottom w:val="single" w:sz="4" w:space="0" w:color="000000"/>
+              <w:right w:val="single" w:sz="4" w:space="0" w:color="000000"/>
+              <w:insideH w:val="single" w:sz="4" w:space="0" w:color="000000"/>
+              <w:insideV w:val="single" w:sz="4" w:space="0" w:color="000000"/>
+            </w:tcBorders>
+            <w:shd w:color="auto" w:fill="D9D9D9" w:val="clear"/>
+          </w:tcPr>
+          <w:p>
+            <w:pPr>
+              <w:pStyle w:val="Normal"/>
+              <w:ind w:left="22" w:hanging="0"/>
+              <w:rPr/>
+            </w:pPr>
+            <w:r>
+              <w:rPr>
+                <w:rFonts w:cs="Calibri" w:ascii="Calibri" w:hAnsi="Calibri"/>
+                <w:szCs w:val="24"/>
+              </w:rPr>
+              <w:t>0</w:t>
+            </w:r>
+          </w:p>
+        </w:tc>
+        <w:tc>
+          <w:tcPr>
+            <w:tcW w:w="720" w:type="dxa"/>
+            <w:tcBorders>
+              <w:top w:val="single" w:sz="4" w:space="0" w:color="000000"/>
+              <w:left w:val="single" w:sz="4" w:space="0" w:color="000000"/>
+              <w:bottom w:val="single" w:sz="4" w:space="0" w:color="000000"/>
+              <w:right w:val="dashed" w:sz="4" w:space="0" w:color="000000"/>
+              <w:insideH w:val="single" w:sz="4" w:space="0" w:color="000000"/>
+              <w:insideV w:val="dashed" w:sz="4" w:space="0" w:color="000000"/>
+            </w:tcBorders>
+            <w:shd w:color="auto" w:fill="BFBFBF" w:val="clear"/>
+          </w:tcPr>
+          <w:p>
+            <w:pPr>
+              <w:pStyle w:val="Normal"/>
+              <w:ind w:left="22" w:hanging="0"/>
+              <w:rPr/>
+            </w:pPr>
+            <w:r>
+              <w:rPr>
+                <w:rFonts w:cs="Calibri" w:ascii="Calibri" w:hAnsi="Calibri"/>
+                <w:szCs w:val="24"/>
+              </w:rPr>
+              <w:t>12</w:t>
+            </w:r>
+          </w:p>
+        </w:tc>
+        <w:tc>
+          <w:tcPr>
+            <w:tcW w:w="1170" w:type="dxa"/>
+            <w:tcBorders>
+              <w:top w:val="single" w:sz="4" w:space="0" w:color="000000"/>
+              <w:left w:val="dashed" w:sz="4" w:space="0" w:color="000000"/>
+              <w:bottom w:val="single" w:sz="4" w:space="0" w:color="000000"/>
+              <w:right w:val="single" w:sz="4" w:space="0" w:color="000000"/>
+              <w:insideH w:val="single" w:sz="4" w:space="0" w:color="000000"/>
+              <w:insideV w:val="single" w:sz="4" w:space="0" w:color="000000"/>
+            </w:tcBorders>
+            <w:shd w:color="auto" w:fill="BFBFBF" w:val="clear"/>
+          </w:tcPr>
+          <w:p>
+            <w:pPr>
+              <w:pStyle w:val="Normal"/>
+              <w:ind w:left="22" w:hanging="0"/>
+              <w:rPr/>
+            </w:pPr>
+            <w:r>
+              <w:rPr>
+                <w:rFonts w:cs="Calibri" w:ascii="Calibri" w:hAnsi="Calibri"/>
+                <w:szCs w:val="24"/>
+              </w:rPr>
+              <w:t>12</w:t>
+            </w:r>
+          </w:p>
+        </w:tc>
+        <w:tc>
+          <w:tcPr>
+            <w:tcW w:w="810" w:type="dxa"/>
+            <w:tcBorders>
+              <w:top w:val="single" w:sz="4" w:space="0" w:color="000000"/>
+              <w:left w:val="single" w:sz="4" w:space="0" w:color="000000"/>
+              <w:bottom w:val="single" w:sz="4" w:space="0" w:color="000000"/>
+              <w:right w:val="single" w:sz="4" w:space="0" w:color="000000"/>
+              <w:insideH w:val="single" w:sz="4" w:space="0" w:color="000000"/>
+              <w:insideV w:val="single" w:sz="4" w:space="0" w:color="000000"/>
+            </w:tcBorders>
+            <w:shd w:color="auto" w:fill="BFBFBF" w:val="clear"/>
+          </w:tcPr>
+          <w:p>
+            <w:pPr>
+              <w:pStyle w:val="Normal"/>
+              <w:ind w:left="22" w:hanging="0"/>
+              <w:rPr/>
+            </w:pPr>
+            <w:r>
+              <w:rPr>
+                <w:rFonts w:cs="Calibri" w:ascii="Calibri" w:hAnsi="Calibri"/>
+                <w:szCs w:val="24"/>
+              </w:rPr>
+              <w:t>0</w:t>
+            </w:r>
+          </w:p>
+        </w:tc>
+        <w:tc>
+          <w:tcPr>
+            <w:tcW w:w="629" w:type="dxa"/>
             <w:gridSpan w:val="2"/>
             <w:tcBorders>
               <w:top w:val="single" w:sz="4" w:space="0" w:color="000000"/>
@@ -1779,7 +1910,36 @@
                 <w:rFonts w:cs="Calibri" w:ascii="Calibri" w:hAnsi="Calibri"/>
                 <w:szCs w:val="24"/>
               </w:rPr>
-              <w:t>12</w:t>
+              <w:t>0</w:t>
+            </w:r>
+          </w:p>
+        </w:tc>
+        <w:tc>
+          <w:tcPr>
+            <w:tcW w:w="542" w:type="dxa"/>
+            <w:gridSpan w:val="2"/>
+            <w:tcBorders>
+              <w:top w:val="single" w:sz="4" w:space="0" w:color="000000"/>
+              <w:left w:val="dashed" w:sz="4" w:space="0" w:color="000000"/>
+              <w:bottom w:val="single" w:sz="4" w:space="0" w:color="000000"/>
+              <w:right w:val="single" w:sz="4" w:space="0" w:color="000000"/>
+              <w:insideH w:val="single" w:sz="4" w:space="0" w:color="000000"/>
+              <w:insideV w:val="single" w:sz="4" w:space="0" w:color="000000"/>
+            </w:tcBorders>
+            <w:shd w:color="auto" w:fill="D9D9D9" w:val="clear"/>
+          </w:tcPr>
+          <w:p>
+            <w:pPr>
+              <w:pStyle w:val="Normal"/>
+              <w:ind w:left="22" w:hanging="0"/>
+              <w:rPr/>
+            </w:pPr>
+            <w:r>
+              <w:rPr>
+                <w:rFonts w:cs="Calibri" w:ascii="Calibri" w:hAnsi="Calibri"/>
+                <w:szCs w:val="24"/>
+              </w:rPr>
+              <w:t>0</w:t>
             </w:r>
           </w:p>
         </w:tc>
@@ -1789,7 +1949,7 @@
             <w:gridSpan w:val="2"/>
             <w:tcBorders>
               <w:top w:val="single" w:sz="4" w:space="0" w:color="000000"/>
-              <w:left w:val="dashed" w:sz="4" w:space="0" w:color="000000"/>
+              <w:left w:val="single" w:sz="4" w:space="0" w:color="000000"/>
               <w:bottom w:val="single" w:sz="4" w:space="0" w:color="000000"/>
               <w:right w:val="single" w:sz="4" w:space="0" w:color="000000"/>
               <w:insideH w:val="single" w:sz="4" w:space="0" w:color="000000"/>
@@ -1808,239 +1968,7 @@
                 <w:rFonts w:cs="Calibri" w:ascii="Calibri" w:hAnsi="Calibri"/>
                 <w:szCs w:val="24"/>
               </w:rPr>
-              <w:t>12</w:t>
-            </w:r>
-          </w:p>
-        </w:tc>
-        <w:tc>
-          <w:tcPr>
-            <w:tcW w:w="900" w:type="dxa"/>
-            <w:gridSpan w:val="2"/>
-            <w:tcBorders>
-              <w:top w:val="single" w:sz="4" w:space="0" w:color="000000"/>
-              <w:left w:val="single" w:sz="4" w:space="0" w:color="000000"/>
-              <w:bottom w:val="single" w:sz="4" w:space="0" w:color="000000"/>
-              <w:right w:val="single" w:sz="4" w:space="0" w:color="000000"/>
-              <w:insideH w:val="single" w:sz="4" w:space="0" w:color="000000"/>
-              <w:insideV w:val="single" w:sz="4" w:space="0" w:color="000000"/>
-            </w:tcBorders>
-            <w:shd w:color="auto" w:fill="D9D9D9" w:val="clear"/>
-          </w:tcPr>
-          <w:p>
-            <w:pPr>
-              <w:pStyle w:val="Normal"/>
-              <w:ind w:left="22" w:hanging="0"/>
-              <w:rPr/>
-            </w:pPr>
-            <w:r>
-              <w:rPr>
-                <w:rFonts w:cs="Calibri" w:ascii="Calibri" w:hAnsi="Calibri"/>
-                <w:szCs w:val="24"/>
-              </w:rPr>
               <w:t>0</w:t>
-            </w:r>
-          </w:p>
-        </w:tc>
-        <w:tc>
-          <w:tcPr>
-            <w:tcW w:w="810" w:type="dxa"/>
-            <w:gridSpan w:val="2"/>
-            <w:tcBorders>
-              <w:top w:val="single" w:sz="4" w:space="0" w:color="000000"/>
-              <w:left w:val="single" w:sz="4" w:space="0" w:color="000000"/>
-              <w:bottom w:val="single" w:sz="4" w:space="0" w:color="000000"/>
-              <w:right w:val="dashed" w:sz="4" w:space="0" w:color="000000"/>
-              <w:insideH w:val="single" w:sz="4" w:space="0" w:color="000000"/>
-              <w:insideV w:val="dashed" w:sz="4" w:space="0" w:color="000000"/>
-            </w:tcBorders>
-            <w:shd w:color="auto" w:fill="BFBFBF" w:val="clear"/>
-          </w:tcPr>
-          <w:p>
-            <w:pPr>
-              <w:pStyle w:val="Normal"/>
-              <w:ind w:left="22" w:hanging="0"/>
-              <w:rPr/>
-            </w:pPr>
-            <w:r>
-              <w:rPr>
-                <w:rFonts w:cs="Calibri" w:ascii="Calibri" w:hAnsi="Calibri"/>
-                <w:szCs w:val="24"/>
-              </w:rPr>
-              <w:t>12</w:t>
-            </w:r>
-          </w:p>
-        </w:tc>
-        <w:tc>
-          <w:tcPr>
-            <w:tcW w:w="630" w:type="dxa"/>
-            <w:gridSpan w:val="2"/>
-            <w:tcBorders>
-              <w:top w:val="single" w:sz="4" w:space="0" w:color="000000"/>
-              <w:left w:val="dashed" w:sz="4" w:space="0" w:color="000000"/>
-              <w:bottom w:val="single" w:sz="4" w:space="0" w:color="000000"/>
-              <w:right w:val="single" w:sz="4" w:space="0" w:color="000000"/>
-              <w:insideH w:val="single" w:sz="4" w:space="0" w:color="000000"/>
-              <w:insideV w:val="single" w:sz="4" w:space="0" w:color="000000"/>
-            </w:tcBorders>
-            <w:shd w:color="auto" w:fill="BFBFBF" w:val="clear"/>
-          </w:tcPr>
-          <w:p>
-            <w:pPr>
-              <w:pStyle w:val="Normal"/>
-              <w:ind w:left="22" w:hanging="0"/>
-              <w:rPr/>
-            </w:pPr>
-            <w:r>
-              <w:rPr>
-                <w:rFonts w:cs="Calibri" w:ascii="Calibri" w:hAnsi="Calibri"/>
-                <w:szCs w:val="24"/>
-              </w:rPr>
-              <w:t>12</w:t>
-            </w:r>
-          </w:p>
-        </w:tc>
-        <w:tc>
-          <w:tcPr>
-            <w:tcW w:w="809" w:type="dxa"/>
-            <w:gridSpan w:val="3"/>
-            <w:tcBorders>
-              <w:top w:val="single" w:sz="4" w:space="0" w:color="000000"/>
-              <w:left w:val="single" w:sz="4" w:space="0" w:color="000000"/>
-              <w:bottom w:val="single" w:sz="4" w:space="0" w:color="000000"/>
-              <w:right w:val="single" w:sz="4" w:space="0" w:color="000000"/>
-              <w:insideH w:val="single" w:sz="4" w:space="0" w:color="000000"/>
-              <w:insideV w:val="single" w:sz="4" w:space="0" w:color="000000"/>
-            </w:tcBorders>
-            <w:shd w:color="auto" w:fill="BFBFBF" w:val="clear"/>
-          </w:tcPr>
-          <w:p>
-            <w:pPr>
-              <w:pStyle w:val="Normal"/>
-              <w:ind w:left="22" w:hanging="0"/>
-              <w:rPr/>
-            </w:pPr>
-            <w:r>
-              <w:rPr>
-                <w:rFonts w:cs="Calibri" w:ascii="Calibri" w:hAnsi="Calibri"/>
-                <w:szCs w:val="24"/>
-              </w:rPr>
-              <w:t>0</w:t>
-            </w:r>
-          </w:p>
-        </w:tc>
-        <w:tc>
-          <w:tcPr>
-            <w:tcW w:w="720" w:type="dxa"/>
-            <w:gridSpan w:val="3"/>
-            <w:tcBorders>
-              <w:top w:val="single" w:sz="4" w:space="0" w:color="000000"/>
-              <w:left w:val="single" w:sz="4" w:space="0" w:color="000000"/>
-              <w:bottom w:val="single" w:sz="4" w:space="0" w:color="000000"/>
-              <w:right w:val="dashed" w:sz="4" w:space="0" w:color="000000"/>
-              <w:insideH w:val="single" w:sz="4" w:space="0" w:color="000000"/>
-              <w:insideV w:val="dashed" w:sz="4" w:space="0" w:color="000000"/>
-            </w:tcBorders>
-            <w:shd w:color="auto" w:fill="D9D9D9" w:val="clear"/>
-          </w:tcPr>
-          <w:p>
-            <w:pPr>
-              <w:pStyle w:val="Normal"/>
-              <w:ind w:left="22" w:hanging="0"/>
-              <w:rPr/>
-            </w:pPr>
-            <w:r>
-              <w:rPr>
-                <w:rFonts w:cs="Calibri" w:ascii="Calibri" w:hAnsi="Calibri"/>
-                <w:szCs w:val="24"/>
-              </w:rPr>
-              <w:t>0</w:t>
-            </w:r>
-          </w:p>
-        </w:tc>
-        <w:tc>
-          <w:tcPr>
-            <w:tcW w:w="541" w:type="dxa"/>
-            <w:gridSpan w:val="2"/>
-            <w:tcBorders>
-              <w:top w:val="single" w:sz="4" w:space="0" w:color="000000"/>
-              <w:left w:val="dashed" w:sz="4" w:space="0" w:color="000000"/>
-              <w:bottom w:val="single" w:sz="4" w:space="0" w:color="000000"/>
-              <w:right w:val="single" w:sz="4" w:space="0" w:color="000000"/>
-              <w:insideH w:val="single" w:sz="4" w:space="0" w:color="000000"/>
-              <w:insideV w:val="single" w:sz="4" w:space="0" w:color="000000"/>
-            </w:tcBorders>
-            <w:shd w:color="auto" w:fill="D9D9D9" w:val="clear"/>
-          </w:tcPr>
-          <w:p>
-            <w:pPr>
-              <w:pStyle w:val="Normal"/>
-              <w:ind w:left="22" w:hanging="0"/>
-              <w:rPr/>
-            </w:pPr>
-            <w:r>
-              <w:rPr>
-                <w:rFonts w:cs="Calibri" w:ascii="Calibri" w:hAnsi="Calibri"/>
-                <w:szCs w:val="24"/>
-              </w:rPr>
-              <w:t>0</w:t>
-            </w:r>
-          </w:p>
-        </w:tc>
-        <w:tc>
-          <w:tcPr>
-            <w:tcW w:w="720" w:type="dxa"/>
-            <w:gridSpan w:val="3"/>
-            <w:tcBorders>
-              <w:top w:val="single" w:sz="4" w:space="0" w:color="000000"/>
-              <w:left w:val="single" w:sz="4" w:space="0" w:color="000000"/>
-              <w:bottom w:val="single" w:sz="4" w:space="0" w:color="000000"/>
-              <w:right w:val="single" w:sz="4" w:space="0" w:color="000000"/>
-              <w:insideH w:val="single" w:sz="4" w:space="0" w:color="000000"/>
-              <w:insideV w:val="single" w:sz="4" w:space="0" w:color="000000"/>
-            </w:tcBorders>
-            <w:shd w:color="auto" w:fill="D9D9D9" w:val="clear"/>
-          </w:tcPr>
-          <w:p>
-            <w:pPr>
-              <w:pStyle w:val="Normal"/>
-              <w:ind w:left="22" w:hanging="0"/>
-              <w:rPr/>
-            </w:pPr>
-            <w:r>
-              <w:rPr>
-                <w:rFonts w:cs="Calibri" w:ascii="Calibri" w:hAnsi="Calibri"/>
-                <w:szCs w:val="24"/>
-              </w:rPr>
-              <w:t>0</w:t>
-            </w:r>
-          </w:p>
-        </w:tc>
-        <w:tc>
-          <w:tcPr>
-            <w:tcW w:w="720" w:type="dxa"/>
-            <w:gridSpan w:val="3"/>
-            <w:tcBorders>
-              <w:top w:val="single" w:sz="4" w:space="0" w:color="000000"/>
-              <w:left w:val="single" w:sz="4" w:space="0" w:color="000000"/>
-              <w:bottom w:val="single" w:sz="4" w:space="0" w:color="000000"/>
-              <w:right w:val="dashed" w:sz="4" w:space="0" w:color="000000"/>
-              <w:insideH w:val="single" w:sz="4" w:space="0" w:color="000000"/>
-              <w:insideV w:val="dashed" w:sz="4" w:space="0" w:color="000000"/>
-            </w:tcBorders>
-            <w:shd w:fill="auto" w:val="clear"/>
-          </w:tcPr>
-          <w:p>
-            <w:pPr>
-              <w:pStyle w:val="Normal"/>
-              <w:ind w:left="22" w:hanging="0"/>
-              <w:rPr/>
-            </w:pPr>
-            <w:r>
-              <w:rPr>
-                <w:rFonts w:cs="Calibri" w:ascii="Calibri" w:hAnsi="Calibri"/>
-                <w:szCs w:val="24"/>
-              </w:rPr>
-              <w:t>24</w:t>
             </w:r>
           </w:p>
         </w:tc>
@@ -2050,6 +1978,34 @@
             <w:gridSpan w:val="2"/>
             <w:tcBorders>
               <w:top w:val="single" w:sz="4" w:space="0" w:color="000000"/>
+              <w:left w:val="single" w:sz="4" w:space="0" w:color="000000"/>
+              <w:bottom w:val="single" w:sz="4" w:space="0" w:color="000000"/>
+              <w:right w:val="dashed" w:sz="4" w:space="0" w:color="000000"/>
+              <w:insideH w:val="single" w:sz="4" w:space="0" w:color="000000"/>
+              <w:insideV w:val="dashed" w:sz="4" w:space="0" w:color="000000"/>
+            </w:tcBorders>
+            <w:shd w:fill="auto" w:val="clear"/>
+          </w:tcPr>
+          <w:p>
+            <w:pPr>
+              <w:pStyle w:val="Normal"/>
+              <w:ind w:left="22" w:hanging="0"/>
+              <w:rPr/>
+            </w:pPr>
+            <w:r>
+              <w:rPr>
+                <w:rFonts w:cs="Calibri" w:ascii="Calibri" w:hAnsi="Calibri"/>
+                <w:szCs w:val="24"/>
+              </w:rPr>
+              <w:t>24</w:t>
+            </w:r>
+          </w:p>
+        </w:tc>
+        <w:tc>
+          <w:tcPr>
+            <w:tcW w:w="1259" w:type="dxa"/>
+            <w:tcBorders>
+              <w:top w:val="single" w:sz="4" w:space="0" w:color="000000"/>
               <w:left w:val="dashed" w:sz="4" w:space="0" w:color="000000"/>
               <w:bottom w:val="single" w:sz="4" w:space="0" w:color="000000"/>
               <w:right w:val="single" w:sz="4" w:space="0" w:color="000000"/>
@@ -2075,8 +2031,7 @@
         </w:tc>
         <w:tc>
           <w:tcPr>
-            <w:tcW w:w="967" w:type="dxa"/>
-            <w:gridSpan w:val="2"/>
+            <w:tcW w:w="810" w:type="dxa"/>
             <w:tcBorders>
               <w:top w:val="single" w:sz="4" w:space="0" w:color="000000"/>
               <w:left w:val="single" w:sz="4" w:space="0" w:color="000000"/>
@@ -2109,10 +2064,38 @@
         </w:trPr>
         <w:tc>
           <w:tcPr>
-            <w:tcW w:w="2752" w:type="dxa"/>
-            <w:gridSpan w:val="2"/>
-            <w:tcBorders>
-              <w:top w:val="single" w:sz="4" w:space="0" w:color="000000"/>
+            <w:tcW w:w="90" w:type="dxa"/>
+            <w:tcBorders>
+              <w:left w:val="single" w:sz="4" w:space="0" w:color="000000"/>
+              <w:bottom w:val="single" w:sz="4" w:space="0" w:color="000000"/>
+              <w:right w:val="single" w:sz="4" w:space="0" w:color="000000"/>
+              <w:insideH w:val="single" w:sz="4" w:space="0" w:color="000000"/>
+              <w:insideV w:val="single" w:sz="4" w:space="0" w:color="000000"/>
+            </w:tcBorders>
+            <w:shd w:fill="auto" w:val="clear"/>
+          </w:tcPr>
+          <w:p>
+            <w:pPr>
+              <w:pStyle w:val="Normal"/>
+              <w:rPr>
+                <w:rFonts w:ascii="Calibri" w:hAnsi="Calibri" w:cs="Calibri"/>
+                <w:color w:val="0070C0"/>
+                <w:szCs w:val="24"/>
+              </w:rPr>
+            </w:pPr>
+            <w:r>
+              <w:rPr>
+                <w:rFonts w:cs="Calibri" w:ascii="Calibri" w:hAnsi="Calibri"/>
+                <w:color w:val="0070C0"/>
+                <w:szCs w:val="24"/>
+              </w:rPr>
+            </w:r>
+          </w:p>
+        </w:tc>
+        <w:tc>
+          <w:tcPr>
+            <w:tcW w:w="1710" w:type="dxa"/>
+            <w:tcBorders>
               <w:left w:val="single" w:sz="4" w:space="0" w:color="000000"/>
               <w:bottom w:val="single" w:sz="4" w:space="0" w:color="000000"/>
               <w:right w:val="single" w:sz="4" w:space="0" w:color="000000"/>
@@ -2125,24 +2108,178 @@
           <w:p>
             <w:pPr>
               <w:pStyle w:val="Normal"/>
-              <w:rPr/>
-            </w:pPr>
-            <w:r>
-              <w:rPr>
-                <w:rFonts w:cs="Calibri" w:ascii="Calibri" w:hAnsi="Calibri"/>
-                <w:b/>
-                <w:szCs w:val="24"/>
-              </w:rPr>
-              <w:t>Sum of work effort:</w:t>
-            </w:r>
-          </w:p>
-        </w:tc>
-        <w:tc>
-          <w:tcPr>
-            <w:tcW w:w="757" w:type="dxa"/>
+              <w:ind w:right="34" w:hanging="0"/>
+              <w:jc w:val="center"/>
+              <w:rPr>
+                <w:rFonts w:ascii="Calibri" w:hAnsi="Calibri" w:eastAsia="Times New Roman" w:cs="Calibri"/>
+                <w:color w:val="0070C0"/>
+                <w:kern w:val="0"/>
+                <w:sz w:val="20"/>
+                <w:szCs w:val="24"/>
+                <w:lang w:val="en-US" w:eastAsia="zh-CN" w:bidi="ar-SA"/>
+              </w:rPr>
+            </w:pPr>
+            <w:r>
+              <w:rPr>
+                <w:rFonts w:eastAsia="Times New Roman" w:cs="Calibri" w:ascii="Calibri" w:hAnsi="Calibri"/>
+                <w:color w:val="0070C0"/>
+                <w:kern w:val="0"/>
+                <w:sz w:val="20"/>
+                <w:szCs w:val="24"/>
+                <w:lang w:val="en-US" w:eastAsia="zh-CN" w:bidi="ar-SA"/>
+              </w:rPr>
+              <w:t>Collaborator</w:t>
+            </w:r>
+          </w:p>
+        </w:tc>
+        <w:tc>
+          <w:tcPr>
+            <w:tcW w:w="900" w:type="dxa"/>
+            <w:tcBorders>
+              <w:left w:val="single" w:sz="4" w:space="0" w:color="000000"/>
+              <w:bottom w:val="single" w:sz="4" w:space="0" w:color="000000"/>
+              <w:right w:val="dashed" w:sz="4" w:space="0" w:color="000000"/>
+              <w:insideH w:val="single" w:sz="4" w:space="0" w:color="000000"/>
+              <w:insideV w:val="dashed" w:sz="4" w:space="0" w:color="000000"/>
+            </w:tcBorders>
+            <w:shd w:color="auto" w:fill="D9D9D9" w:val="clear"/>
+          </w:tcPr>
+          <w:p>
+            <w:pPr>
+              <w:pStyle w:val="Normal"/>
+              <w:ind w:left="22" w:hanging="0"/>
+              <w:rPr/>
+            </w:pPr>
+            <w:r>
+              <w:rPr/>
+              <w:t>0</w:t>
+            </w:r>
+          </w:p>
+        </w:tc>
+        <w:tc>
+          <w:tcPr>
+            <w:tcW w:w="1170" w:type="dxa"/>
+            <w:tcBorders>
+              <w:left w:val="dashed" w:sz="4" w:space="0" w:color="000000"/>
+              <w:bottom w:val="single" w:sz="4" w:space="0" w:color="000000"/>
+              <w:right w:val="single" w:sz="4" w:space="0" w:color="000000"/>
+              <w:insideH w:val="single" w:sz="4" w:space="0" w:color="000000"/>
+              <w:insideV w:val="single" w:sz="4" w:space="0" w:color="000000"/>
+            </w:tcBorders>
+            <w:shd w:color="auto" w:fill="D9D9D9" w:val="clear"/>
+          </w:tcPr>
+          <w:p>
+            <w:pPr>
+              <w:pStyle w:val="Normal"/>
+              <w:ind w:left="22" w:hanging="0"/>
+              <w:rPr/>
+            </w:pPr>
+            <w:r>
+              <w:rPr/>
+              <w:t>de minimis</w:t>
+            </w:r>
+          </w:p>
+        </w:tc>
+        <w:tc>
+          <w:tcPr>
+            <w:tcW w:w="900" w:type="dxa"/>
+            <w:tcBorders>
+              <w:left w:val="single" w:sz="4" w:space="0" w:color="000000"/>
+              <w:bottom w:val="single" w:sz="4" w:space="0" w:color="000000"/>
+              <w:right w:val="single" w:sz="4" w:space="0" w:color="000000"/>
+              <w:insideH w:val="single" w:sz="4" w:space="0" w:color="000000"/>
+              <w:insideV w:val="single" w:sz="4" w:space="0" w:color="000000"/>
+            </w:tcBorders>
+            <w:shd w:color="auto" w:fill="D9D9D9" w:val="clear"/>
+          </w:tcPr>
+          <w:p>
+            <w:pPr>
+              <w:pStyle w:val="Normal"/>
+              <w:ind w:left="22" w:hanging="0"/>
+              <w:rPr/>
+            </w:pPr>
+            <w:r>
+              <w:rPr/>
+              <w:t>0</w:t>
+            </w:r>
+          </w:p>
+        </w:tc>
+        <w:tc>
+          <w:tcPr>
+            <w:tcW w:w="720" w:type="dxa"/>
+            <w:tcBorders>
+              <w:left w:val="single" w:sz="4" w:space="0" w:color="000000"/>
+              <w:bottom w:val="single" w:sz="4" w:space="0" w:color="000000"/>
+              <w:right w:val="dashed" w:sz="4" w:space="0" w:color="000000"/>
+              <w:insideH w:val="single" w:sz="4" w:space="0" w:color="000000"/>
+              <w:insideV w:val="dashed" w:sz="4" w:space="0" w:color="000000"/>
+            </w:tcBorders>
+            <w:shd w:color="auto" w:fill="BFBFBF" w:val="clear"/>
+          </w:tcPr>
+          <w:p>
+            <w:pPr>
+              <w:pStyle w:val="Normal"/>
+              <w:ind w:left="22" w:hanging="0"/>
+              <w:rPr/>
+            </w:pPr>
+            <w:r>
+              <w:rPr/>
+              <w:t>0</w:t>
+            </w:r>
+          </w:p>
+        </w:tc>
+        <w:tc>
+          <w:tcPr>
+            <w:tcW w:w="1170" w:type="dxa"/>
+            <w:tcBorders>
+              <w:left w:val="dashed" w:sz="4" w:space="0" w:color="000000"/>
+              <w:bottom w:val="single" w:sz="4" w:space="0" w:color="000000"/>
+              <w:right w:val="single" w:sz="4" w:space="0" w:color="000000"/>
+              <w:insideH w:val="single" w:sz="4" w:space="0" w:color="000000"/>
+              <w:insideV w:val="single" w:sz="4" w:space="0" w:color="000000"/>
+            </w:tcBorders>
+            <w:shd w:color="auto" w:fill="BFBFBF" w:val="clear"/>
+          </w:tcPr>
+          <w:p>
+            <w:pPr>
+              <w:pStyle w:val="Normal"/>
+              <w:ind w:left="22" w:hanging="0"/>
+              <w:rPr/>
+            </w:pPr>
+            <w:r>
+              <w:rPr/>
+              <w:t>de minimis</w:t>
+            </w:r>
+          </w:p>
+        </w:tc>
+        <w:tc>
+          <w:tcPr>
+            <w:tcW w:w="810" w:type="dxa"/>
+            <w:tcBorders>
+              <w:left w:val="single" w:sz="4" w:space="0" w:color="000000"/>
+              <w:bottom w:val="single" w:sz="4" w:space="0" w:color="000000"/>
+              <w:right w:val="single" w:sz="4" w:space="0" w:color="000000"/>
+              <w:insideH w:val="single" w:sz="4" w:space="0" w:color="000000"/>
+              <w:insideV w:val="single" w:sz="4" w:space="0" w:color="000000"/>
+            </w:tcBorders>
+            <w:shd w:color="auto" w:fill="BFBFBF" w:val="clear"/>
+          </w:tcPr>
+          <w:p>
+            <w:pPr>
+              <w:pStyle w:val="Normal"/>
+              <w:ind w:left="22" w:hanging="0"/>
+              <w:rPr/>
+            </w:pPr>
+            <w:r>
+              <w:rPr/>
+            </w:r>
+          </w:p>
+        </w:tc>
+        <w:tc>
+          <w:tcPr>
+            <w:tcW w:w="629" w:type="dxa"/>
             <w:gridSpan w:val="2"/>
             <w:tcBorders>
-              <w:top w:val="single" w:sz="4" w:space="0" w:color="000000"/>
               <w:left w:val="single" w:sz="4" w:space="0" w:color="000000"/>
               <w:bottom w:val="single" w:sz="4" w:space="0" w:color="000000"/>
               <w:right w:val="dashed" w:sz="4" w:space="0" w:color="000000"/>
@@ -2154,15 +2291,37 @@
           <w:p>
             <w:pPr>
               <w:pStyle w:val="Normal"/>
-              <w:ind w:left="2" w:hanging="0"/>
-              <w:rPr/>
-            </w:pPr>
-            <w:r>
-              <w:rPr>
-                <w:rFonts w:cs="Calibri" w:ascii="Calibri" w:hAnsi="Calibri"/>
-                <w:szCs w:val="24"/>
-              </w:rPr>
-              <w:t>13</w:t>
+              <w:ind w:left="22" w:hanging="0"/>
+              <w:rPr/>
+            </w:pPr>
+            <w:r>
+              <w:rPr/>
+              <w:t>0</w:t>
+            </w:r>
+          </w:p>
+        </w:tc>
+        <w:tc>
+          <w:tcPr>
+            <w:tcW w:w="542" w:type="dxa"/>
+            <w:gridSpan w:val="2"/>
+            <w:tcBorders>
+              <w:left w:val="dashed" w:sz="4" w:space="0" w:color="000000"/>
+              <w:bottom w:val="single" w:sz="4" w:space="0" w:color="000000"/>
+              <w:right w:val="single" w:sz="4" w:space="0" w:color="000000"/>
+              <w:insideH w:val="single" w:sz="4" w:space="0" w:color="000000"/>
+              <w:insideV w:val="single" w:sz="4" w:space="0" w:color="000000"/>
+            </w:tcBorders>
+            <w:shd w:color="auto" w:fill="D9D9D9" w:val="clear"/>
+          </w:tcPr>
+          <w:p>
+            <w:pPr>
+              <w:pStyle w:val="Normal"/>
+              <w:ind w:left="22" w:hanging="0"/>
+              <w:rPr/>
+            </w:pPr>
+            <w:r>
+              <w:rPr/>
+              <w:t>0</w:t>
             </w:r>
           </w:p>
         </w:tc>
@@ -2171,6 +2330,166 @@
             <w:tcW w:w="720" w:type="dxa"/>
             <w:gridSpan w:val="2"/>
             <w:tcBorders>
+              <w:left w:val="single" w:sz="4" w:space="0" w:color="000000"/>
+              <w:bottom w:val="single" w:sz="4" w:space="0" w:color="000000"/>
+              <w:right w:val="single" w:sz="4" w:space="0" w:color="000000"/>
+              <w:insideH w:val="single" w:sz="4" w:space="0" w:color="000000"/>
+              <w:insideV w:val="single" w:sz="4" w:space="0" w:color="000000"/>
+            </w:tcBorders>
+            <w:shd w:color="auto" w:fill="D9D9D9" w:val="clear"/>
+          </w:tcPr>
+          <w:p>
+            <w:pPr>
+              <w:pStyle w:val="Normal"/>
+              <w:ind w:left="22" w:hanging="0"/>
+              <w:rPr/>
+            </w:pPr>
+            <w:r>
+              <w:rPr/>
+              <w:t>0</w:t>
+            </w:r>
+          </w:p>
+        </w:tc>
+        <w:tc>
+          <w:tcPr>
+            <w:tcW w:w="720" w:type="dxa"/>
+            <w:gridSpan w:val="2"/>
+            <w:tcBorders>
+              <w:left w:val="single" w:sz="4" w:space="0" w:color="000000"/>
+              <w:bottom w:val="single" w:sz="4" w:space="0" w:color="000000"/>
+              <w:right w:val="dashed" w:sz="4" w:space="0" w:color="000000"/>
+              <w:insideH w:val="single" w:sz="4" w:space="0" w:color="000000"/>
+              <w:insideV w:val="dashed" w:sz="4" w:space="0" w:color="000000"/>
+            </w:tcBorders>
+            <w:shd w:fill="auto" w:val="clear"/>
+          </w:tcPr>
+          <w:p>
+            <w:pPr>
+              <w:pStyle w:val="Normal"/>
+              <w:ind w:left="22" w:hanging="0"/>
+              <w:rPr/>
+            </w:pPr>
+            <w:r>
+              <w:rPr/>
+              <w:t>0</w:t>
+            </w:r>
+          </w:p>
+        </w:tc>
+        <w:tc>
+          <w:tcPr>
+            <w:tcW w:w="1259" w:type="dxa"/>
+            <w:tcBorders>
+              <w:left w:val="dashed" w:sz="4" w:space="0" w:color="000000"/>
+              <w:bottom w:val="single" w:sz="4" w:space="0" w:color="000000"/>
+              <w:right w:val="single" w:sz="4" w:space="0" w:color="000000"/>
+              <w:insideH w:val="single" w:sz="4" w:space="0" w:color="000000"/>
+              <w:insideV w:val="single" w:sz="4" w:space="0" w:color="000000"/>
+            </w:tcBorders>
+            <w:shd w:fill="auto" w:val="clear"/>
+          </w:tcPr>
+          <w:p>
+            <w:pPr>
+              <w:pStyle w:val="Normal"/>
+              <w:ind w:left="22" w:hanging="0"/>
+              <w:rPr/>
+            </w:pPr>
+            <w:r>
+              <w:rPr/>
+              <w:t>de minimis</w:t>
+            </w:r>
+          </w:p>
+        </w:tc>
+        <w:tc>
+          <w:tcPr>
+            <w:tcW w:w="810" w:type="dxa"/>
+            <w:tcBorders>
+              <w:left w:val="single" w:sz="4" w:space="0" w:color="000000"/>
+              <w:bottom w:val="single" w:sz="4" w:space="0" w:color="000000"/>
+              <w:right w:val="single" w:sz="4" w:space="0" w:color="000000"/>
+              <w:insideH w:val="single" w:sz="4" w:space="0" w:color="000000"/>
+              <w:insideV w:val="single" w:sz="4" w:space="0" w:color="000000"/>
+            </w:tcBorders>
+            <w:shd w:fill="auto" w:val="clear"/>
+          </w:tcPr>
+          <w:p>
+            <w:pPr>
+              <w:pStyle w:val="Normal"/>
+              <w:ind w:left="22" w:hanging="0"/>
+              <w:rPr/>
+            </w:pPr>
+            <w:r>
+              <w:rPr/>
+              <w:t>0</w:t>
+            </w:r>
+          </w:p>
+        </w:tc>
+      </w:tr>
+      <w:tr>
+        <w:trPr>
+          <w:trHeight w:val="230" w:hRule="atLeast"/>
+        </w:trPr>
+        <w:tc>
+          <w:tcPr>
+            <w:tcW w:w="1800" w:type="dxa"/>
+            <w:gridSpan w:val="2"/>
+            <w:tcBorders>
+              <w:top w:val="single" w:sz="4" w:space="0" w:color="000000"/>
+              <w:left w:val="single" w:sz="4" w:space="0" w:color="000000"/>
+              <w:bottom w:val="single" w:sz="4" w:space="0" w:color="000000"/>
+              <w:right w:val="single" w:sz="4" w:space="0" w:color="000000"/>
+              <w:insideH w:val="single" w:sz="4" w:space="0" w:color="000000"/>
+              <w:insideV w:val="single" w:sz="4" w:space="0" w:color="000000"/>
+            </w:tcBorders>
+            <w:shd w:fill="auto" w:val="clear"/>
+            <w:vAlign w:val="center"/>
+          </w:tcPr>
+          <w:p>
+            <w:pPr>
+              <w:pStyle w:val="Normal"/>
+              <w:rPr/>
+            </w:pPr>
+            <w:r>
+              <w:rPr>
+                <w:rFonts w:cs="Calibri" w:ascii="Calibri" w:hAnsi="Calibri"/>
+                <w:b/>
+                <w:szCs w:val="24"/>
+              </w:rPr>
+              <w:t>Sum of work effort:</w:t>
+            </w:r>
+          </w:p>
+        </w:tc>
+        <w:tc>
+          <w:tcPr>
+            <w:tcW w:w="900" w:type="dxa"/>
+            <w:tcBorders>
+              <w:top w:val="single" w:sz="4" w:space="0" w:color="000000"/>
+              <w:left w:val="single" w:sz="4" w:space="0" w:color="000000"/>
+              <w:bottom w:val="single" w:sz="4" w:space="0" w:color="000000"/>
+              <w:right w:val="dashed" w:sz="4" w:space="0" w:color="000000"/>
+              <w:insideH w:val="single" w:sz="4" w:space="0" w:color="000000"/>
+              <w:insideV w:val="dashed" w:sz="4" w:space="0" w:color="000000"/>
+            </w:tcBorders>
+            <w:shd w:color="auto" w:fill="D9D9D9" w:val="clear"/>
+          </w:tcPr>
+          <w:p>
+            <w:pPr>
+              <w:pStyle w:val="Normal"/>
+              <w:ind w:left="2" w:hanging="0"/>
+              <w:rPr/>
+            </w:pPr>
+            <w:r>
+              <w:rPr>
+                <w:rFonts w:cs="Calibri" w:ascii="Calibri" w:hAnsi="Calibri"/>
+                <w:szCs w:val="24"/>
+              </w:rPr>
+              <w:t>13</w:t>
+            </w:r>
+          </w:p>
+        </w:tc>
+        <w:tc>
+          <w:tcPr>
+            <w:tcW w:w="1170" w:type="dxa"/>
+            <w:tcBorders>
               <w:top w:val="single" w:sz="4" w:space="0" w:color="000000"/>
               <w:left w:val="dashed" w:sz="4" w:space="0" w:color="000000"/>
               <w:bottom w:val="single" w:sz="4" w:space="0" w:color="000000"/>
@@ -2199,7 +2518,6 @@
         <w:tc>
           <w:tcPr>
             <w:tcW w:w="900" w:type="dxa"/>
-            <w:gridSpan w:val="2"/>
             <w:tcBorders>
               <w:top w:val="single" w:sz="4" w:space="0" w:color="000000"/>
               <w:left w:val="single" w:sz="4" w:space="0" w:color="000000"/>
@@ -2215,10 +2533,7 @@
               <w:pStyle w:val="Normal"/>
               <w:snapToGrid w:val="false"/>
               <w:ind w:left="1" w:hanging="0"/>
-              <w:rPr>
-                <w:rFonts w:ascii="Calibri" w:hAnsi="Calibri" w:cs="Calibri"/>
-                <w:szCs w:val="24"/>
-              </w:rPr>
+              <w:rPr/>
             </w:pPr>
             <w:r>
               <w:rPr>
@@ -2231,8 +2546,7 @@
         </w:tc>
         <w:tc>
           <w:tcPr>
-            <w:tcW w:w="810" w:type="dxa"/>
-            <w:gridSpan w:val="2"/>
+            <w:tcW w:w="720" w:type="dxa"/>
             <w:tcBorders>
               <w:top w:val="single" w:sz="4" w:space="0" w:color="000000"/>
               <w:left w:val="single" w:sz="4" w:space="0" w:color="000000"/>
@@ -2260,8 +2574,7 @@
         </w:tc>
         <w:tc>
           <w:tcPr>
-            <w:tcW w:w="629" w:type="dxa"/>
-            <w:gridSpan w:val="2"/>
+            <w:tcW w:w="1170" w:type="dxa"/>
             <w:tcBorders>
               <w:top w:val="single" w:sz="4" w:space="0" w:color="000000"/>
               <w:left w:val="dashed" w:sz="4" w:space="0" w:color="000000"/>
@@ -2291,7 +2604,6 @@
         <w:tc>
           <w:tcPr>
             <w:tcW w:w="810" w:type="dxa"/>
-            <w:gridSpan w:val="3"/>
             <w:tcBorders>
               <w:top w:val="single" w:sz="4" w:space="0" w:color="000000"/>
               <w:left w:val="single" w:sz="4" w:space="0" w:color="000000"/>
@@ -2322,8 +2634,7 @@
         </w:tc>
         <w:tc>
           <w:tcPr>
-            <w:tcW w:w="720" w:type="dxa"/>
-            <w:gridSpan w:val="3"/>
+            <w:tcW w:w="628" w:type="dxa"/>
             <w:tcBorders>
               <w:top w:val="single" w:sz="4" w:space="0" w:color="000000"/>
               <w:left w:val="single" w:sz="4" w:space="0" w:color="000000"/>
@@ -2381,8 +2692,8 @@
         </w:tc>
         <w:tc>
           <w:tcPr>
-            <w:tcW w:w="721" w:type="dxa"/>
-            <w:gridSpan w:val="3"/>
+            <w:tcW w:w="722" w:type="dxa"/>
+            <w:gridSpan w:val="2"/>
             <w:tcBorders>
               <w:top w:val="single" w:sz="4" w:space="0" w:color="000000"/>
               <w:left w:val="single" w:sz="4" w:space="0" w:color="000000"/>
@@ -2398,10 +2709,7 @@
               <w:pStyle w:val="Normal"/>
               <w:snapToGrid w:val="false"/>
               <w:ind w:left="1" w:hanging="0"/>
-              <w:rPr>
-                <w:rFonts w:ascii="Calibri" w:hAnsi="Calibri" w:cs="Calibri"/>
-                <w:szCs w:val="24"/>
-              </w:rPr>
+              <w:rPr/>
             </w:pPr>
             <w:r>
               <w:rPr>
@@ -2409,35 +2717,6 @@
                 <w:szCs w:val="24"/>
               </w:rPr>
               <w:t>0</w:t>
-            </w:r>
-          </w:p>
-        </w:tc>
-        <w:tc>
-          <w:tcPr>
-            <w:tcW w:w="720" w:type="dxa"/>
-            <w:gridSpan w:val="3"/>
-            <w:tcBorders>
-              <w:top w:val="single" w:sz="4" w:space="0" w:color="000000"/>
-              <w:left w:val="single" w:sz="4" w:space="0" w:color="000000"/>
-              <w:bottom w:val="single" w:sz="4" w:space="0" w:color="000000"/>
-              <w:right w:val="dashed" w:sz="4" w:space="0" w:color="000000"/>
-              <w:insideH w:val="single" w:sz="4" w:space="0" w:color="000000"/>
-              <w:insideV w:val="dashed" w:sz="4" w:space="0" w:color="000000"/>
-            </w:tcBorders>
-            <w:shd w:fill="auto" w:val="clear"/>
-          </w:tcPr>
-          <w:p>
-            <w:pPr>
-              <w:pStyle w:val="Normal"/>
-              <w:ind w:left="2" w:hanging="0"/>
-              <w:rPr/>
-            </w:pPr>
-            <w:r>
-              <w:rPr>
-                <w:rFonts w:cs="Calibri" w:ascii="Calibri" w:hAnsi="Calibri"/>
-                <w:szCs w:val="24"/>
-              </w:rPr>
-              <w:t>26</w:t>
             </w:r>
           </w:p>
         </w:tc>
@@ -2447,6 +2726,35 @@
             <w:gridSpan w:val="2"/>
             <w:tcBorders>
               <w:top w:val="single" w:sz="4" w:space="0" w:color="000000"/>
+              <w:left w:val="single" w:sz="4" w:space="0" w:color="000000"/>
+              <w:bottom w:val="single" w:sz="4" w:space="0" w:color="000000"/>
+              <w:right w:val="dashed" w:sz="4" w:space="0" w:color="000000"/>
+              <w:insideH w:val="single" w:sz="4" w:space="0" w:color="000000"/>
+              <w:insideV w:val="dashed" w:sz="4" w:space="0" w:color="000000"/>
+            </w:tcBorders>
+            <w:shd w:fill="auto" w:val="clear"/>
+          </w:tcPr>
+          <w:p>
+            <w:pPr>
+              <w:pStyle w:val="Normal"/>
+              <w:ind w:left="2" w:hanging="0"/>
+              <w:rPr/>
+            </w:pPr>
+            <w:r>
+              <w:rPr>
+                <w:rFonts w:cs="Calibri" w:ascii="Calibri" w:hAnsi="Calibri"/>
+                <w:szCs w:val="24"/>
+              </w:rPr>
+              <w:t>26</w:t>
+            </w:r>
+          </w:p>
+        </w:tc>
+        <w:tc>
+          <w:tcPr>
+            <w:tcW w:w="1260" w:type="dxa"/>
+            <w:gridSpan w:val="2"/>
+            <w:tcBorders>
+              <w:top w:val="single" w:sz="4" w:space="0" w:color="000000"/>
               <w:left w:val="dashed" w:sz="4" w:space="0" w:color="000000"/>
               <w:bottom w:val="single" w:sz="4" w:space="0" w:color="000000"/>
               <w:right w:val="single" w:sz="4" w:space="0" w:color="000000"/>
@@ -2473,8 +2781,7 @@
         </w:tc>
         <w:tc>
           <w:tcPr>
-            <w:tcW w:w="968" w:type="dxa"/>
-            <w:gridSpan w:val="3"/>
+            <w:tcW w:w="810" w:type="dxa"/>
             <w:tcBorders>
               <w:top w:val="single" w:sz="4" w:space="0" w:color="000000"/>
               <w:left w:val="single" w:sz="4" w:space="0" w:color="000000"/>
@@ -2508,8 +2815,8 @@
         </w:trPr>
         <w:tc>
           <w:tcPr>
-            <w:tcW w:w="11767" w:type="dxa"/>
-            <w:gridSpan w:val="31"/>
+            <w:tcW w:w="12150" w:type="dxa"/>
+            <w:gridSpan w:val="18"/>
             <w:tcBorders>
               <w:top w:val="single" w:sz="4" w:space="0" w:color="000000"/>
               <w:left w:val="single" w:sz="4" w:space="0" w:color="000000"/>
